--- a/plans/9th Grade Technology/9th Grade Monthly Planning/3rd Trimester/9° Technology - December.docx
+++ b/plans/9th Grade Technology/9th Grade Monthly Planning/3rd Trimester/9° Technology - December.docx
@@ -11,65 +11,17 @@
           <w:szCs w:val="24"/>
           <w:lang w:val="es-PA"/>
         </w:rPr>
+        <w:spacing w:line="360" w:lineRule="auto" w:before="0" w:after="0"/>
       </w:pPr>
       <w:r>
         <w:rPr>
+          <w:rFonts w:ascii="Arial" w:hAnsi="Arial" w:eastAsia="Arial" w:cs="Arial"/>
           <w:b/>
+          <w:i w:val="0"/>
           <w:sz w:val="24"/>
-          <w:szCs w:val="24"/>
-          <w:lang w:val="es-PA"/>
+          <w:u w:val="none"/>
         </w:rPr>
         <w:t>MINISTERIO DE EDUCACIÓN DE PANAMÁ</w:t>
-      </w:r>
-      <w:r>
-        <w:rPr>
-          <w:noProof/>
-          <w:sz w:val="24"/>
-          <w:szCs w:val="24"/>
-        </w:rPr>
-        <w:drawing>
-          <wp:anchor distT="114300" distB="114300" distL="114300" distR="114300" simplePos="0" relativeHeight="251659264" behindDoc="0" locked="0" layoutInCell="1" hidden="0" allowOverlap="1" wp14:anchorId="55040CBA" wp14:editId="4BC7CD8F">
-            <wp:simplePos x="0" y="0"/>
-            <wp:positionH relativeFrom="column">
-              <wp:posOffset>-33020</wp:posOffset>
-            </wp:positionH>
-            <wp:positionV relativeFrom="paragraph">
-              <wp:posOffset>10795</wp:posOffset>
-            </wp:positionV>
-            <wp:extent cx="624840" cy="693420"/>
-            <wp:effectExtent l="0" t="0" r="3810" b="0"/>
-            <wp:wrapNone/>
-            <wp:docPr id="6" name="image1.png" descr="A logo for a science academy&#10;&#10;AI-generated content may be incorrect."/>
-            <wp:cNvGraphicFramePr/>
-            <a:graphic xmlns:a="http://schemas.openxmlformats.org/drawingml/2006/main">
-              <a:graphicData uri="http://schemas.openxmlformats.org/drawingml/2006/picture">
-                <pic:pic xmlns:pic="http://schemas.openxmlformats.org/drawingml/2006/picture">
-                  <pic:nvPicPr>
-                    <pic:cNvPr id="6" name="image1.png" descr="A logo for a science academy&#10;&#10;AI-generated content may be incorrect."/>
-                    <pic:cNvPicPr preferRelativeResize="0"/>
-                  </pic:nvPicPr>
-                  <pic:blipFill>
-                    <a:blip r:embed="rId6"/>
-                    <a:srcRect/>
-                    <a:stretch>
-                      <a:fillRect/>
-                    </a:stretch>
-                  </pic:blipFill>
-                  <pic:spPr>
-                    <a:xfrm>
-                      <a:off x="0" y="0"/>
-                      <a:ext cx="624840" cy="693420"/>
-                    </a:xfrm>
-                    <a:prstGeom prst="rect">
-                      <a:avLst/>
-                    </a:prstGeom>
-                    <a:ln/>
-                  </pic:spPr>
-                </pic:pic>
-              </a:graphicData>
-            </a:graphic>
-          </wp:anchor>
-        </w:drawing>
       </w:r>
     </w:p>
     <w:p>
@@ -80,12 +32,15 @@
           <w:sz w:val="24"/>
           <w:szCs w:val="24"/>
         </w:rPr>
+        <w:spacing w:line="360" w:lineRule="auto" w:before="0" w:after="0"/>
       </w:pPr>
       <w:r>
         <w:rPr>
+          <w:rFonts w:ascii="Arial" w:hAnsi="Arial" w:eastAsia="Arial" w:cs="Arial"/>
           <w:b/>
+          <w:i w:val="0"/>
           <w:sz w:val="24"/>
-          <w:szCs w:val="24"/>
+          <w:u w:val="none"/>
         </w:rPr>
         <w:t>ACADEMIA INTERNACIONAL DAVID</w:t>
       </w:r>
@@ -98,14 +53,17 @@
           <w:sz w:val="24"/>
           <w:szCs w:val="24"/>
         </w:rPr>
+        <w:spacing w:line="360" w:lineRule="auto" w:before="0" w:after="0"/>
       </w:pPr>
       <w:r>
         <w:rPr>
+          <w:rFonts w:ascii="Arial" w:hAnsi="Arial" w:eastAsia="Arial" w:cs="Arial"/>
           <w:b/>
+          <w:i w:val="0"/>
           <w:sz w:val="24"/>
-          <w:szCs w:val="24"/>
+          <w:u w:val="none"/>
         </w:rPr>
-        <w:t xml:space="preserve">WEEKLY/MONTHLY PLAN </w:t>
+        <w:t>WEEKLY/MONTHLY PLAN</w:t>
       </w:r>
     </w:p>
     <w:p>
@@ -116,8 +74,16 @@
           <w:sz w:val="24"/>
           <w:szCs w:val="24"/>
         </w:rPr>
+        <w:spacing w:line="360" w:lineRule="auto" w:before="0" w:after="0"/>
       </w:pPr>
       <w:r>
+        <w:rPr>
+          <w:rFonts w:ascii="Arial" w:hAnsi="Arial" w:eastAsia="Arial" w:cs="Arial"/>
+          <w:b/>
+          <w:i w:val="0"/>
+          <w:sz w:val="24"/>
+          <w:u w:val="none"/>
+        </w:rPr>
         <w:t>MONTH: DECEMBER</w:t>
       </w:r>
     </w:p>
@@ -129,8 +95,16 @@
           <w:sz w:val="24"/>
           <w:szCs w:val="24"/>
         </w:rPr>
+        <w:spacing w:line="360" w:lineRule="auto" w:before="0" w:after="0"/>
       </w:pPr>
       <w:r>
+        <w:rPr>
+          <w:rFonts w:ascii="Arial" w:hAnsi="Arial" w:eastAsia="Arial" w:cs="Arial"/>
+          <w:b/>
+          <w:i w:val="0"/>
+          <w:sz w:val="24"/>
+          <w:u w:val="none"/>
+        </w:rPr>
         <w:t>WEEKS: 2</w:t>
       </w:r>
     </w:p>
@@ -153,60 +127,246 @@
         <w:tc>
           <w:tcPr>
             <w:tcW w:w="2564" w:type="dxa"/>
+            <w:vAlign w:val="top"/>
           </w:tcPr>
           <w:p>
-            <w:r>
-              <w:t>Subject: Technology</w:t>
+            <w:pPr>
+              <w:jc w:val="left"/>
+              <w:spacing w:line="360" w:lineRule="auto" w:before="0" w:after="0"/>
+            </w:pPr>
+            <w:r>
+              <w:rPr>
+                <w:rFonts w:ascii="Arial" w:hAnsi="Arial" w:eastAsia="Arial" w:cs="Arial"/>
+                <w:b w:val="0"/>
+                <w:i w:val="0"/>
+                <w:sz w:val="24"/>
+                <w:u w:val="none"/>
+              </w:rPr>
+            </w:r>
+            <w:r>
+              <w:rPr>
+                <w:rFonts w:ascii="Arial" w:hAnsi="Arial" w:eastAsia="Arial" w:cs="Arial"/>
+                <w:b/>
+                <w:i w:val="0"/>
+                <w:sz w:val="24"/>
+                <w:u w:val="none"/>
+              </w:rPr>
+              <w:t xml:space="preserve">Subject: </w:t>
+            </w:r>
+            <w:r>
+              <w:rPr>
+                <w:rFonts w:ascii="Arial" w:hAnsi="Arial" w:eastAsia="Arial" w:cs="Arial"/>
+                <w:b w:val="0"/>
+                <w:i w:val="0"/>
+                <w:sz w:val="24"/>
+                <w:u w:val="none"/>
+              </w:rPr>
+              <w:t>Technology</w:t>
             </w:r>
           </w:p>
         </w:tc>
         <w:tc>
           <w:tcPr>
             <w:tcW w:w="2921" w:type="dxa"/>
+            <w:vAlign w:val="top"/>
           </w:tcPr>
           <w:p>
-            <w:r>
-              <w:t>Teacher: Porfirio Rios</w:t>
+            <w:pPr>
+              <w:jc w:val="left"/>
+              <w:spacing w:line="360" w:lineRule="auto" w:before="0" w:after="0"/>
+            </w:pPr>
+            <w:r>
+              <w:rPr>
+                <w:rFonts w:ascii="Arial" w:hAnsi="Arial" w:eastAsia="Arial" w:cs="Arial"/>
+                <w:b w:val="0"/>
+                <w:i w:val="0"/>
+                <w:sz w:val="24"/>
+                <w:u w:val="none"/>
+              </w:rPr>
+            </w:r>
+            <w:r>
+              <w:rPr>
+                <w:rFonts w:ascii="Arial" w:hAnsi="Arial" w:eastAsia="Arial" w:cs="Arial"/>
+                <w:b/>
+                <w:i w:val="0"/>
+                <w:sz w:val="24"/>
+                <w:u w:val="none"/>
+              </w:rPr>
+              <w:t xml:space="preserve">Teacher: </w:t>
+            </w:r>
+            <w:r>
+              <w:rPr>
+                <w:rFonts w:ascii="Arial" w:hAnsi="Arial" w:eastAsia="Arial" w:cs="Arial"/>
+                <w:b w:val="0"/>
+                <w:i w:val="0"/>
+                <w:sz w:val="24"/>
+                <w:u w:val="none"/>
+              </w:rPr>
+              <w:t>Porfirio Rios</w:t>
             </w:r>
           </w:p>
         </w:tc>
         <w:tc>
           <w:tcPr>
             <w:tcW w:w="2207" w:type="dxa"/>
+            <w:vAlign w:val="top"/>
           </w:tcPr>
           <w:p>
-            <w:r>
-              <w:t>Grade: 9th</w:t>
+            <w:pPr>
+              <w:jc w:val="left"/>
+              <w:spacing w:line="360" w:lineRule="auto" w:before="0" w:after="0"/>
+            </w:pPr>
+            <w:r>
+              <w:rPr>
+                <w:rFonts w:ascii="Arial" w:hAnsi="Arial" w:eastAsia="Arial" w:cs="Arial"/>
+                <w:b w:val="0"/>
+                <w:i w:val="0"/>
+                <w:sz w:val="24"/>
+                <w:u w:val="none"/>
+              </w:rPr>
+            </w:r>
+            <w:r>
+              <w:rPr>
+                <w:rFonts w:ascii="Arial" w:hAnsi="Arial" w:eastAsia="Arial" w:cs="Arial"/>
+                <w:b/>
+                <w:i w:val="0"/>
+                <w:sz w:val="24"/>
+                <w:u w:val="none"/>
+              </w:rPr>
+              <w:t xml:space="preserve">Grade: </w:t>
+            </w:r>
+            <w:r>
+              <w:rPr>
+                <w:rFonts w:ascii="Arial" w:hAnsi="Arial" w:eastAsia="Arial" w:cs="Arial"/>
+                <w:b w:val="0"/>
+                <w:i w:val="0"/>
+                <w:sz w:val="24"/>
+                <w:u w:val="none"/>
+              </w:rPr>
+              <w:t>9th</w:t>
             </w:r>
           </w:p>
         </w:tc>
         <w:tc>
           <w:tcPr>
             <w:tcW w:w="2564" w:type="dxa"/>
+            <w:vAlign w:val="top"/>
           </w:tcPr>
           <w:p>
-            <w:r>
-              <w:t>Trimester:3rd</w:t>
+            <w:pPr>
+              <w:jc w:val="left"/>
+              <w:spacing w:line="360" w:lineRule="auto" w:before="0" w:after="0"/>
+            </w:pPr>
+            <w:r>
+              <w:rPr>
+                <w:rFonts w:ascii="Arial" w:hAnsi="Arial" w:eastAsia="Arial" w:cs="Arial"/>
+                <w:b w:val="0"/>
+                <w:i w:val="0"/>
+                <w:sz w:val="24"/>
+                <w:u w:val="none"/>
+              </w:rPr>
+            </w:r>
+            <w:r>
+              <w:rPr>
+                <w:rFonts w:ascii="Arial" w:hAnsi="Arial" w:eastAsia="Arial" w:cs="Arial"/>
+                <w:b/>
+                <w:i w:val="0"/>
+                <w:sz w:val="24"/>
+                <w:u w:val="none"/>
+              </w:rPr>
+              <w:t xml:space="preserve">Trimester: </w:t>
+            </w:r>
+            <w:r>
+              <w:rPr>
+                <w:rFonts w:ascii="Arial" w:hAnsi="Arial" w:eastAsia="Arial" w:cs="Arial"/>
+                <w:b w:val="0"/>
+                <w:i w:val="0"/>
+                <w:sz w:val="24"/>
+                <w:u w:val="none"/>
+              </w:rPr>
+              <w:t>3rd</w:t>
             </w:r>
           </w:p>
         </w:tc>
         <w:tc>
           <w:tcPr>
             <w:tcW w:w="2564" w:type="dxa"/>
+            <w:vAlign w:val="top"/>
           </w:tcPr>
           <w:p>
-            <w:r>
-              <w:t>Year: 2026</w:t>
+            <w:pPr>
+              <w:jc w:val="left"/>
+              <w:spacing w:line="360" w:lineRule="auto" w:before="0" w:after="0"/>
+            </w:pPr>
+            <w:r>
+              <w:rPr>
+                <w:rFonts w:ascii="Arial" w:hAnsi="Arial" w:eastAsia="Arial" w:cs="Arial"/>
+                <w:b w:val="0"/>
+                <w:i w:val="0"/>
+                <w:sz w:val="24"/>
+                <w:u w:val="none"/>
+              </w:rPr>
+            </w:r>
+            <w:r>
+              <w:rPr>
+                <w:rFonts w:ascii="Arial" w:hAnsi="Arial" w:eastAsia="Arial" w:cs="Arial"/>
+                <w:b/>
+                <w:i w:val="0"/>
+                <w:sz w:val="24"/>
+                <w:u w:val="none"/>
+              </w:rPr>
+              <w:t xml:space="preserve">Year: </w:t>
+            </w:r>
+            <w:r>
+              <w:rPr>
+                <w:rFonts w:ascii="Arial" w:hAnsi="Arial" w:eastAsia="Arial" w:cs="Arial"/>
+                <w:b w:val="0"/>
+                <w:i w:val="0"/>
+                <w:sz w:val="24"/>
+                <w:u w:val="none"/>
+              </w:rPr>
+              <w:t>2026</w:t>
             </w:r>
           </w:p>
         </w:tc>
         <w:tc>
           <w:tcPr>
             <w:tcW w:w="2564" w:type="dxa"/>
+            <w:vAlign w:val="top"/>
           </w:tcPr>
           <w:p>
-            <w:r>
-              <w:t>Weekly Hours: 3</w:t>
+            <w:pPr>
+              <w:jc w:val="left"/>
+              <w:spacing w:line="360" w:lineRule="auto" w:before="0" w:after="0"/>
+            </w:pPr>
+            <w:r>
+              <w:rPr>
+                <w:rFonts w:ascii="Arial" w:hAnsi="Arial" w:eastAsia="Arial" w:cs="Arial"/>
+                <w:b w:val="0"/>
+                <w:i w:val="0"/>
+                <w:sz w:val="24"/>
+                <w:u w:val="none"/>
+              </w:rPr>
+            </w:r>
+            <w:r>
+              <w:rPr>
+                <w:rFonts w:ascii="Arial" w:hAnsi="Arial" w:eastAsia="Arial" w:cs="Arial"/>
+                <w:b/>
+                <w:i w:val="0"/>
+                <w:sz w:val="24"/>
+                <w:u w:val="none"/>
+              </w:rPr>
+              <w:t xml:space="preserve">Weekly Hours: </w:t>
+            </w:r>
+            <w:r>
+              <w:rPr>
+                <w:rFonts w:ascii="Arial" w:hAnsi="Arial" w:eastAsia="Arial" w:cs="Arial"/>
+                <w:b w:val="0"/>
+                <w:i w:val="0"/>
+                <w:sz w:val="24"/>
+                <w:u w:val="none"/>
+              </w:rPr>
+              <w:t>3</w:t>
             </w:r>
           </w:p>
         </w:tc>
@@ -216,16 +376,55 @@
           <w:tcPr>
             <w:tcW w:w="15384" w:type="dxa"/>
             <w:gridSpan w:val="6"/>
+            <w:vAlign w:val="top"/>
           </w:tcPr>
           <w:p>
-            <w:r>
+            <w:pPr>
+              <w:spacing w:line="480" w:lineRule="auto" w:before="0" w:after="0"/>
+            </w:pPr>
+            <w:r/>
+            <w:r>
+              <w:rPr>
+                <w:rFonts w:ascii="Arial" w:hAnsi="Arial" w:eastAsia="Arial" w:cs="Arial"/>
+                <w:b/>
+                <w:i w:val="0"/>
+                <w:sz w:val="24"/>
+                <w:u w:val="none"/>
+              </w:rPr>
               <w:t>Competences:</w:t>
               <w:br/>
-              <w:t>• Present a STEM prototype with design evidence, testing results, improvement, and limitations.</w:t>
+            </w:r>
+            <w:r>
+              <w:rPr>
+                <w:rFonts w:ascii="Arial" w:hAnsi="Arial" w:eastAsia="Arial" w:cs="Arial"/>
+                <w:b w:val="0"/>
+                <w:i w:val="0"/>
+                <w:sz w:val="24"/>
+                <w:u w:val="none"/>
+              </w:rPr>
+              <w:t>Present a STEM prototype with design evidence, testing results, improvement, and limitations.</w:t>
               <w:br/>
-              <w:t>• Explain how the project meets its goal using rubric language and project evidence.</w:t>
+            </w:r>
+            <w:r>
+              <w:rPr>
+                <w:rFonts w:ascii="Arial" w:hAnsi="Arial" w:eastAsia="Arial" w:cs="Arial"/>
+                <w:b w:val="0"/>
+                <w:i w:val="0"/>
+                <w:sz w:val="24"/>
+                <w:u w:val="none"/>
+              </w:rPr>
+              <w:t>Explain how the project meets its goal using rubric language and project evidence.</w:t>
               <w:br/>
-              <w:t>• Complete final reflection, file organization, and exam/admin requirements.</w:t>
+            </w:r>
+            <w:r>
+              <w:rPr>
+                <w:rFonts w:ascii="Arial" w:hAnsi="Arial" w:eastAsia="Arial" w:cs="Arial"/>
+                <w:b w:val="0"/>
+                <w:i w:val="0"/>
+                <w:sz w:val="24"/>
+                <w:u w:val="none"/>
+              </w:rPr>
+              <w:t>Complete final reflection, file organization, and exam/admin requirements.</w:t>
             </w:r>
           </w:p>
         </w:tc>
@@ -235,16 +434,55 @@
           <w:tcPr>
             <w:tcW w:w="15384" w:type="dxa"/>
             <w:gridSpan w:val="6"/>
+            <w:vAlign w:val="top"/>
           </w:tcPr>
           <w:p>
-            <w:r>
+            <w:pPr>
+              <w:spacing w:line="480" w:lineRule="auto" w:before="0" w:after="0"/>
+            </w:pPr>
+            <w:r/>
+            <w:r>
+              <w:rPr>
+                <w:rFonts w:ascii="Arial" w:hAnsi="Arial" w:eastAsia="Arial" w:cs="Arial"/>
+                <w:b/>
+                <w:i w:val="0"/>
+                <w:sz w:val="24"/>
+                <w:u w:val="none"/>
+              </w:rPr>
               <w:t>Learning Objectives:</w:t>
               <w:br/>
-              <w:t>• Rehearse and deliver the final STEM project demonstration with problem, design, testing, improvement, and limitation.</w:t>
+            </w:r>
+            <w:r>
+              <w:rPr>
+                <w:rFonts w:ascii="Arial" w:hAnsi="Arial" w:eastAsia="Arial" w:cs="Arial"/>
+                <w:b w:val="0"/>
+                <w:i w:val="0"/>
+                <w:sz w:val="24"/>
+                <w:u w:val="none"/>
+              </w:rPr>
+              <w:t>Rehearse and deliver the final STEM project demonstration with problem, design, testing, improvement, and limitation.</w:t>
               <w:br/>
-              <w:t>• Verify that prototype evidence, logbook, reflection, screenshots/notes, and presentation files are submitted.</w:t>
+            </w:r>
+            <w:r>
+              <w:rPr>
+                <w:rFonts w:ascii="Arial" w:hAnsi="Arial" w:eastAsia="Arial" w:cs="Arial"/>
+                <w:b w:val="0"/>
+                <w:i w:val="0"/>
+                <w:sz w:val="24"/>
+                <w:u w:val="none"/>
+              </w:rPr>
+              <w:t>Verify that prototype evidence, logbook, reflection, screenshots/notes, and presentation files are submitted.</w:t>
               <w:br/>
-              <w:t>• Complete final reflection or make-up evidence without adding new assessed content.</w:t>
+            </w:r>
+            <w:r>
+              <w:rPr>
+                <w:rFonts w:ascii="Arial" w:hAnsi="Arial" w:eastAsia="Arial" w:cs="Arial"/>
+                <w:b w:val="0"/>
+                <w:i w:val="0"/>
+                <w:sz w:val="24"/>
+                <w:u w:val="none"/>
+              </w:rPr>
+              <w:t>Complete final reflection or make-up evidence without adding new assessed content.</w:t>
             </w:r>
           </w:p>
         </w:tc>
@@ -254,16 +492,55 @@
           <w:tcPr>
             <w:tcW w:w="15384" w:type="dxa"/>
             <w:gridSpan w:val="6"/>
+            <w:vAlign w:val="top"/>
           </w:tcPr>
           <w:p>
-            <w:r>
+            <w:pPr>
+              <w:spacing w:line="480" w:lineRule="auto" w:before="0" w:after="0"/>
+            </w:pPr>
+            <w:r/>
+            <w:r>
+              <w:rPr>
+                <w:rFonts w:ascii="Arial" w:hAnsi="Arial" w:eastAsia="Arial" w:cs="Arial"/>
+                <w:b/>
+                <w:i w:val="0"/>
+                <w:sz w:val="24"/>
+                <w:u w:val="none"/>
+              </w:rPr>
               <w:t>Learning Outcomes:</w:t>
               <w:br/>
-              <w:t>• Present the STEM project and submit final project evidence in Week 12 if scheduled.</w:t>
+            </w:r>
+            <w:r>
+              <w:rPr>
+                <w:rFonts w:ascii="Arial" w:hAnsi="Arial" w:eastAsia="Arial" w:cs="Arial"/>
+                <w:b w:val="0"/>
+                <w:i w:val="0"/>
+                <w:sz w:val="24"/>
+                <w:u w:val="none"/>
+              </w:rPr>
+              <w:t>Present the STEM project and submit final project evidence in Week 12 if scheduled.</w:t>
               <w:br/>
-              <w:t>• Complete Week 13 exam/admin, reflection, make-up, or file cleanup tasks as assigned.</w:t>
+            </w:r>
+            <w:r>
+              <w:rPr>
+                <w:rFonts w:ascii="Arial" w:hAnsi="Arial" w:eastAsia="Arial" w:cs="Arial"/>
+                <w:b w:val="0"/>
+                <w:i w:val="0"/>
+                <w:sz w:val="24"/>
+                <w:u w:val="none"/>
+              </w:rPr>
+              <w:t>Complete Week 13 exam/admin, reflection, make-up, or file cleanup tasks as assigned.</w:t>
               <w:br/>
-              <w:t>• Finish with final project files organized for review, archive, or return.</w:t>
+            </w:r>
+            <w:r>
+              <w:rPr>
+                <w:rFonts w:ascii="Arial" w:hAnsi="Arial" w:eastAsia="Arial" w:cs="Arial"/>
+                <w:b w:val="0"/>
+                <w:i w:val="0"/>
+                <w:sz w:val="24"/>
+                <w:u w:val="none"/>
+              </w:rPr>
+              <w:t>Finish with final project files organized for review, archive, or return.</w:t>
             </w:r>
           </w:p>
         </w:tc>
@@ -290,9 +567,30 @@
               <w:right w:val="single" w:sz="4" w:space="0" w:color="auto"/>
             </w:tcBorders>
             <w:shd w:val="clear" w:color="auto" w:fill="A8D08D"/>
+            <w:vAlign w:val="top"/>
           </w:tcPr>
           <w:p>
-            <w:r>
+            <w:pPr>
+              <w:jc w:val="center"/>
+              <w:spacing w:line="360" w:lineRule="auto" w:before="0" w:after="0"/>
+            </w:pPr>
+            <w:r>
+              <w:rPr>
+                <w:rFonts w:ascii="Arial" w:hAnsi="Arial" w:eastAsia="Arial" w:cs="Arial"/>
+                <w:b/>
+                <w:i w:val="0"/>
+                <w:sz w:val="24"/>
+                <w:u w:val="none"/>
+              </w:rPr>
+            </w:r>
+            <w:r>
+              <w:rPr>
+                <w:rFonts w:ascii="Arial" w:hAnsi="Arial" w:eastAsia="Arial" w:cs="Arial"/>
+                <w:b/>
+                <w:i w:val="0"/>
+                <w:sz w:val="24"/>
+                <w:u w:val="none"/>
+              </w:rPr>
               <w:t>9A, 9B day – 45min – December - Week 12</w:t>
             </w:r>
           </w:p>
@@ -307,9 +605,30 @@
               <w:right w:val="single" w:sz="4" w:space="0" w:color="auto"/>
             </w:tcBorders>
             <w:shd w:val="clear" w:color="auto" w:fill="A8D08D"/>
+            <w:vAlign w:val="top"/>
           </w:tcPr>
           <w:p>
-            <w:r>
+            <w:pPr>
+              <w:jc w:val="center"/>
+              <w:spacing w:line="360" w:lineRule="auto" w:before="0" w:after="0"/>
+            </w:pPr>
+            <w:r>
+              <w:rPr>
+                <w:rFonts w:ascii="Arial" w:hAnsi="Arial" w:eastAsia="Arial" w:cs="Arial"/>
+                <w:b/>
+                <w:i w:val="0"/>
+                <w:sz w:val="24"/>
+                <w:u w:val="none"/>
+              </w:rPr>
+            </w:r>
+            <w:r>
+              <w:rPr>
+                <w:rFonts w:ascii="Arial" w:hAnsi="Arial" w:eastAsia="Arial" w:cs="Arial"/>
+                <w:b/>
+                <w:i w:val="0"/>
+                <w:sz w:val="24"/>
+                <w:u w:val="none"/>
+              </w:rPr>
               <w:t>9A, 9B day – 90 min – December - Week 12</w:t>
             </w:r>
           </w:p>
@@ -325,34 +644,210 @@
               <w:bottom w:val="single" w:sz="4" w:space="0" w:color="auto"/>
               <w:right w:val="single" w:sz="4" w:space="0" w:color="auto"/>
             </w:tcBorders>
+            <w:vAlign w:val="top"/>
           </w:tcPr>
           <w:p>
-            <w:r>
-              <w:t>Topic:</w:t>
-              <w:br/>
+            <w:pPr>
+              <w:spacing w:line="360" w:lineRule="auto" w:before="0" w:after="0"/>
+            </w:pPr>
+            <w:r>
+              <w:rPr>
+                <w:rFonts w:ascii="Arial" w:hAnsi="Arial" w:eastAsia="Arial" w:cs="Arial"/>
+                <w:b/>
+                <w:i w:val="0"/>
+                <w:sz w:val="24"/>
+                <w:u w:val="none"/>
+              </w:rPr>
+              <w:t xml:space="preserve">Topic: </w:t>
+            </w:r>
+            <w:r>
+              <w:rPr>
+                <w:rFonts w:ascii="Arial" w:hAnsi="Arial" w:eastAsia="Arial" w:cs="Arial"/>
+                <w:b w:val="0"/>
+                <w:i w:val="0"/>
+                <w:sz w:val="24"/>
+                <w:u w:val="none"/>
+              </w:rPr>
               <w:t>Presentation rehearsal</w:t>
-              <w:br/>
-              <w:br/>
-              <w:t>Pre-activities</w:t>
-              <w:br/>
+            </w:r>
+          </w:p>
+          <w:p>
+            <w:pPr>
+              <w:spacing w:line="360" w:lineRule="auto" w:before="0" w:after="0"/>
+            </w:pPr>
+            <w:r>
+              <w:rPr>
+                <w:rFonts w:ascii="Arial" w:hAnsi="Arial" w:eastAsia="Arial" w:cs="Arial"/>
+                <w:i w:val="0"/>
+                <w:sz w:val="24"/>
+                <w:u w:val="none"/>
+                <w:b/>
+                <w:bCs/>
+              </w:rPr>
+              <w:t>Class Objective:</w:t>
+            </w:r>
+          </w:p>
+          <w:p>
+            <w:pPr>
+              <w:spacing w:line="360" w:lineRule="auto" w:before="0" w:after="0"/>
+            </w:pPr>
+            <w:r>
+              <w:rPr>
+                <w:rFonts w:ascii="Arial" w:hAnsi="Arial" w:eastAsia="Arial" w:cs="Arial"/>
+                <w:i w:val="0"/>
+                <w:sz w:val="24"/>
+                <w:u w:val="none"/>
+              </w:rPr>
+              <w:t>Rehearse the STEM project demonstration and draft the final reflection about problem, design, testing, improvement, and limitation so the formal presentation is ready for Class 2.</w:t>
+            </w:r>
+          </w:p>
+          <w:p>
+            <w:pPr>
+              <w:spacing w:line="360" w:lineRule="auto" w:before="0" w:after="0"/>
+            </w:pPr>
+            <w:r>
+              <w:rPr>
+                <w:rFonts w:ascii="Arial" w:hAnsi="Arial" w:eastAsia="Arial" w:cs="Arial"/>
+                <w:b/>
+                <w:i w:val="0"/>
+                <w:sz w:val="24"/>
+                <w:u w:val="none"/>
+              </w:rPr>
+              <w:t>Pre-activities:</w:t>
+            </w:r>
+          </w:p>
+          <w:p>
+            <w:pPr>
+              <w:spacing w:line="360" w:lineRule="auto" w:before="0" w:after="0"/>
+            </w:pPr>
+            <w:r>
+              <w:rPr>
+                <w:rFonts w:ascii="Arial" w:hAnsi="Arial" w:eastAsia="Arial" w:cs="Arial"/>
+                <w:b w:val="0"/>
+                <w:i w:val="0"/>
+                <w:sz w:val="24"/>
+                <w:u w:val="none"/>
+              </w:rPr>
               <w:t>Review Week 12 practice vocabulary (part 1).</w:t>
-              <w:br/>
+            </w:r>
+          </w:p>
+          <w:p>
+            <w:pPr>
+              <w:spacing w:line="360" w:lineRule="auto" w:before="0" w:after="0"/>
+            </w:pPr>
+            <w:r>
+              <w:rPr>
+                <w:rFonts w:ascii="Arial" w:hAnsi="Arial" w:eastAsia="Arial" w:cs="Arial"/>
+                <w:b w:val="0"/>
+                <w:i w:val="0"/>
+                <w:sz w:val="24"/>
+                <w:u w:val="none"/>
+              </w:rPr>
               <w:t>demonstration: Showing how something works</w:t>
-              <w:br/>
+            </w:r>
+          </w:p>
+          <w:p>
+            <w:pPr>
+              <w:spacing w:line="360" w:lineRule="auto" w:before="0" w:after="0"/>
+            </w:pPr>
+            <w:r>
+              <w:rPr>
+                <w:rFonts w:ascii="Arial" w:hAnsi="Arial" w:eastAsia="Arial" w:cs="Arial"/>
+                <w:b w:val="0"/>
+                <w:i w:val="0"/>
+                <w:sz w:val="24"/>
+                <w:u w:val="none"/>
+              </w:rPr>
               <w:t>design choice: A decision made while designing</w:t>
-              <w:br/>
+            </w:r>
+          </w:p>
+          <w:p>
+            <w:pPr>
+              <w:spacing w:line="360" w:lineRule="auto" w:before="0" w:after="0"/>
+            </w:pPr>
+            <w:r>
+              <w:rPr>
+                <w:rFonts w:ascii="Arial" w:hAnsi="Arial" w:eastAsia="Arial" w:cs="Arial"/>
+                <w:b w:val="0"/>
+                <w:i w:val="0"/>
+                <w:sz w:val="24"/>
+                <w:u w:val="none"/>
+              </w:rPr>
               <w:t>testing evidence: Proof from tests that shows what happened</w:t>
-              <w:br/>
+            </w:r>
+          </w:p>
+          <w:p>
+            <w:pPr>
+              <w:spacing w:line="360" w:lineRule="auto" w:before="0" w:after="0"/>
+            </w:pPr>
+            <w:r>
+              <w:rPr>
+                <w:rFonts w:ascii="Arial" w:hAnsi="Arial" w:eastAsia="Arial" w:cs="Arial"/>
+                <w:b w:val="0"/>
+                <w:i w:val="0"/>
+                <w:sz w:val="24"/>
+                <w:u w:val="none"/>
+              </w:rPr>
               <w:t>Open the rubric and check the final prototype, logbook, reflection, and presentation notes.</w:t>
-              <w:br/>
-              <w:br/>
-              <w:t>While activities</w:t>
-              <w:br/>
+            </w:r>
+          </w:p>
+          <w:p>
+            <w:pPr>
+              <w:spacing w:line="360" w:lineRule="auto" w:before="0" w:after="0"/>
+            </w:pPr>
+            <w:r>
+              <w:rPr>
+                <w:rFonts w:ascii="Arial" w:hAnsi="Arial" w:eastAsia="Arial" w:cs="Arial"/>
+                <w:b/>
+                <w:i w:val="0"/>
+                <w:sz w:val="24"/>
+                <w:u w:val="none"/>
+              </w:rPr>
+              <w:t>While activities:</w:t>
+            </w:r>
+          </w:p>
+          <w:p>
+            <w:pPr>
+              <w:spacing w:line="360" w:lineRule="auto" w:before="0" w:after="0"/>
+            </w:pPr>
+            <w:r>
+              <w:rPr>
+                <w:rFonts w:ascii="Arial" w:hAnsi="Arial" w:eastAsia="Arial" w:cs="Arial"/>
+                <w:b w:val="0"/>
+                <w:i w:val="0"/>
+                <w:sz w:val="24"/>
+                <w:u w:val="none"/>
+              </w:rPr>
               <w:t>Rehearse the STEM project demonstration and draft the final reflection about problem, design, testing, improvement, and limitation so the formal presentation is ready for Class 2.</w:t>
-              <w:br/>
-              <w:br/>
-              <w:t>Post activities</w:t>
-              <w:br/>
+            </w:r>
+          </w:p>
+          <w:p>
+            <w:pPr>
+              <w:spacing w:line="360" w:lineRule="auto" w:before="0" w:after="0"/>
+            </w:pPr>
+            <w:r>
+              <w:rPr>
+                <w:rFonts w:ascii="Arial" w:hAnsi="Arial" w:eastAsia="Arial" w:cs="Arial"/>
+                <w:b/>
+                <w:i w:val="0"/>
+                <w:sz w:val="24"/>
+                <w:u w:val="none"/>
+              </w:rPr>
+              <w:t>Post activities:</w:t>
+            </w:r>
+          </w:p>
+          <w:p>
+            <w:pPr>
+              <w:spacing w:line="360" w:lineRule="auto" w:before="0" w:after="0"/>
+            </w:pPr>
+            <w:r>
+              <w:rPr>
+                <w:rFonts w:ascii="Arial" w:hAnsi="Arial" w:eastAsia="Arial" w:cs="Arial"/>
+                <w:b w:val="0"/>
+                <w:i w:val="0"/>
+                <w:sz w:val="24"/>
+                <w:u w:val="none"/>
+              </w:rPr>
               <w:t>Prepare all files, screenshots, links, and materials for the presentation class.</w:t>
             </w:r>
           </w:p>
@@ -366,34 +861,211 @@
               <w:bottom w:val="single" w:sz="4" w:space="0" w:color="auto"/>
               <w:right w:val="single" w:sz="4" w:space="0" w:color="auto"/>
             </w:tcBorders>
+            <w:vAlign w:val="top"/>
           </w:tcPr>
           <w:p>
-            <w:r>
-              <w:t>Topic:</w:t>
-              <w:br/>
+            <w:pPr>
+              <w:spacing w:line="360" w:lineRule="auto" w:before="0" w:after="0"/>
+            </w:pPr>
+            <w:r>
+              <w:rPr>
+                <w:rFonts w:ascii="Arial" w:hAnsi="Arial" w:eastAsia="Arial" w:cs="Arial"/>
+                <w:b/>
+                <w:i w:val="0"/>
+                <w:sz w:val="24"/>
+                <w:u w:val="none"/>
+              </w:rPr>
+              <w:t xml:space="preserve">Topic: </w:t>
+            </w:r>
+            <w:r>
+              <w:rPr>
+                <w:rFonts w:ascii="Arial" w:hAnsi="Arial" w:eastAsia="Arial" w:cs="Arial"/>
+                <w:b w:val="0"/>
+                <w:i w:val="0"/>
+                <w:sz w:val="24"/>
+                <w:u w:val="none"/>
+              </w:rPr>
               <w:t>STEM project presentations</w:t>
-              <w:br/>
-              <w:br/>
-              <w:t>Pre-activities</w:t>
-              <w:br/>
+            </w:r>
+          </w:p>
+          <w:p>
+            <w:pPr>
+              <w:spacing w:line="360" w:lineRule="auto" w:before="0" w:after="0"/>
+            </w:pPr>
+            <w:r>
+              <w:rPr>
+                <w:rFonts w:ascii="Arial" w:hAnsi="Arial" w:eastAsia="Arial" w:cs="Arial"/>
+                <w:i w:val="0"/>
+                <w:sz w:val="24"/>
+                <w:u w:val="none"/>
+                <w:b/>
+                <w:bCs/>
+              </w:rPr>
+              <w:t>Class Objective:</w:t>
+            </w:r>
+          </w:p>
+          <w:p>
+            <w:pPr>
+              <w:spacing w:line="360" w:lineRule="auto" w:before="0" w:after="0"/>
+            </w:pPr>
+            <w:r>
+              <w:rPr>
+                <w:rFonts w:ascii="Arial" w:hAnsi="Arial" w:eastAsia="Arial" w:cs="Arial"/>
+                <w:i w:val="0"/>
+                <w:sz w:val="24"/>
+                <w:u w:val="none"/>
+              </w:rPr>
+              <w:t>Present the STEM project, demonstrate the product, explain the problem, tools, design choices, testing evidence, improvement, and reflection.</w:t>
+            </w:r>
+          </w:p>
+          <w:p>
+            <w:pPr>
+              <w:spacing w:line="360" w:lineRule="auto" w:before="0" w:after="0"/>
+            </w:pPr>
+            <w:r>
+              <w:rPr>
+                <w:rFonts w:ascii="Arial" w:hAnsi="Arial" w:eastAsia="Arial" w:cs="Arial"/>
+                <w:b/>
+                <w:i w:val="0"/>
+                <w:sz w:val="24"/>
+                <w:u w:val="none"/>
+              </w:rPr>
+              <w:t>Pre-activities:</w:t>
+            </w:r>
+          </w:p>
+          <w:p>
+            <w:pPr>
+              <w:spacing w:line="360" w:lineRule="auto" w:before="0" w:after="0"/>
+            </w:pPr>
+            <w:r>
+              <w:rPr>
+                <w:rFonts w:ascii="Arial" w:hAnsi="Arial" w:eastAsia="Arial" w:cs="Arial"/>
+                <w:b w:val="0"/>
+                <w:i w:val="0"/>
+                <w:sz w:val="24"/>
+                <w:u w:val="none"/>
+              </w:rPr>
               <w:t>Review Week 12 practice vocabulary (part 2).</w:t>
-              <w:br/>
+            </w:r>
+          </w:p>
+          <w:p>
+            <w:pPr>
+              <w:spacing w:line="360" w:lineRule="auto" w:before="0" w:after="0"/>
+            </w:pPr>
+            <w:r>
+              <w:rPr>
+                <w:rFonts w:ascii="Arial" w:hAnsi="Arial" w:eastAsia="Arial" w:cs="Arial"/>
+                <w:b w:val="0"/>
+                <w:i w:val="0"/>
+                <w:sz w:val="24"/>
+                <w:u w:val="none"/>
+              </w:rPr>
               <w:t>final reflection: A final note about learning and improvement</w:t>
-              <w:br/>
+            </w:r>
+          </w:p>
+          <w:p>
+            <w:pPr>
+              <w:spacing w:line="360" w:lineRule="auto" w:before="0" w:after="0"/>
+            </w:pPr>
+            <w:r>
+              <w:rPr>
+                <w:rFonts w:ascii="Arial" w:hAnsi="Arial" w:eastAsia="Arial" w:cs="Arial"/>
+                <w:b w:val="0"/>
+                <w:i w:val="0"/>
+                <w:sz w:val="24"/>
+                <w:u w:val="none"/>
+              </w:rPr>
               <w:t>product: Something created for a project</w:t>
-              <w:br/>
+            </w:r>
+          </w:p>
+          <w:p>
+            <w:pPr>
+              <w:spacing w:line="360" w:lineRule="auto" w:before="0" w:after="0"/>
+            </w:pPr>
+            <w:r>
+              <w:rPr>
+                <w:rFonts w:ascii="Arial" w:hAnsi="Arial" w:eastAsia="Arial" w:cs="Arial"/>
+                <w:b w:val="0"/>
+                <w:i w:val="0"/>
+                <w:sz w:val="24"/>
+                <w:u w:val="none"/>
+              </w:rPr>
               <w:t>presentation: Sharing work or ideas with others</w:t>
-              <w:br/>
+            </w:r>
+          </w:p>
+          <w:p>
+            <w:pPr>
+              <w:spacing w:line="360" w:lineRule="auto" w:before="0" w:after="0"/>
+            </w:pPr>
+            <w:r>
+              <w:rPr>
+                <w:rFonts w:ascii="Arial" w:hAnsi="Arial" w:eastAsia="Arial" w:cs="Arial"/>
+                <w:b w:val="0"/>
+                <w:i w:val="0"/>
+                <w:sz w:val="24"/>
+                <w:u w:val="none"/>
+              </w:rPr>
               <w:t>Set up the prototype or digital product and test the demo once.</w:t>
-              <w:br/>
-              <w:br/>
-              <w:t>While activities</w:t>
-              <w:br/>
+            </w:r>
+          </w:p>
+          <w:p>
+            <w:pPr>
+              <w:spacing w:line="360" w:lineRule="auto" w:before="0" w:after="0"/>
+            </w:pPr>
+            <w:r>
+              <w:rPr>
+                <w:rFonts w:ascii="Arial" w:hAnsi="Arial" w:eastAsia="Arial" w:cs="Arial"/>
+                <w:b/>
+                <w:i w:val="0"/>
+                <w:sz w:val="24"/>
+                <w:u w:val="none"/>
+              </w:rPr>
+              <w:t>While activities:</w:t>
+            </w:r>
+          </w:p>
+          <w:p>
+            <w:pPr>
+              <w:spacing w:line="360" w:lineRule="auto" w:before="0" w:after="0"/>
+            </w:pPr>
+            <w:r>
+              <w:rPr>
+                <w:rFonts w:ascii="Arial" w:hAnsi="Arial" w:eastAsia="Arial" w:cs="Arial"/>
+                <w:b w:val="0"/>
+                <w:i w:val="0"/>
+                <w:sz w:val="24"/>
+                <w:highlight w:val="yellow"/>
+                <w:u w:val="none"/>
+              </w:rPr>
               <w:t>Complete Exam Project Presentation: Present the STEM project, demonstrate the product, explain the problem, tools, design choices, testing evidence, improvement, and reflection.</w:t>
-              <w:br/>
-              <w:br/>
-              <w:t>Post activities</w:t>
-              <w:br/>
+            </w:r>
+          </w:p>
+          <w:p>
+            <w:pPr>
+              <w:spacing w:line="360" w:lineRule="auto" w:before="0" w:after="0"/>
+            </w:pPr>
+            <w:r>
+              <w:rPr>
+                <w:rFonts w:ascii="Arial" w:hAnsi="Arial" w:eastAsia="Arial" w:cs="Arial"/>
+                <w:b/>
+                <w:i w:val="0"/>
+                <w:sz w:val="24"/>
+                <w:u w:val="none"/>
+              </w:rPr>
+              <w:t>Post activities:</w:t>
+            </w:r>
+          </w:p>
+          <w:p>
+            <w:pPr>
+              <w:spacing w:line="360" w:lineRule="auto" w:before="0" w:after="0"/>
+            </w:pPr>
+            <w:r>
+              <w:rPr>
+                <w:rFonts w:ascii="Arial" w:hAnsi="Arial" w:eastAsia="Arial" w:cs="Arial"/>
+                <w:b w:val="0"/>
+                <w:i w:val="0"/>
+                <w:sz w:val="24"/>
+                <w:u w:val="none"/>
+              </w:rPr>
               <w:t>Submit the final product evidence, logbook, and reflection in Google Classroom.</w:t>
             </w:r>
           </w:p>
@@ -409,10 +1081,32 @@
               <w:bottom w:val="single" w:sz="4" w:space="0" w:color="auto"/>
               <w:right w:val="single" w:sz="4" w:space="0" w:color="auto"/>
             </w:tcBorders>
+            <w:vAlign w:val="top"/>
           </w:tcPr>
           <w:p>
-            <w:r>
-              <w:t>Resources: Pen, pencil, technology notebook, student's email and password, Google Sites access, Google Classroom, project rubric, project planning sheet, projector.</w:t>
+            <w:pPr>
+              <w:spacing w:line="360" w:lineRule="auto" w:before="0" w:after="0"/>
+            </w:pPr>
+            <w:r/>
+            <w:r>
+              <w:rPr>
+                <w:rFonts w:ascii="Arial" w:hAnsi="Arial" w:eastAsia="Arial" w:cs="Arial"/>
+                <w:b/>
+                <w:i w:val="0"/>
+                <w:sz w:val="24"/>
+                <w:u w:val="none"/>
+              </w:rPr>
+              <w:t xml:space="preserve">Resources: </w:t>
+            </w:r>
+            <w:r>
+              <w:rPr>
+                <w:rFonts w:ascii="Arial" w:hAnsi="Arial" w:eastAsia="Arial" w:cs="Arial"/>
+                <w:b w:val="0"/>
+                <w:i w:val="0"/>
+                <w:sz w:val="24"/>
+                <w:u w:val="none"/>
+              </w:rPr>
+              <w:t>Pen, pencil, technology notebook, student's computer, email and password</w:t>
             </w:r>
           </w:p>
         </w:tc>
@@ -425,10 +1119,32 @@
               <w:bottom w:val="single" w:sz="4" w:space="0" w:color="auto"/>
               <w:right w:val="single" w:sz="4" w:space="0" w:color="auto"/>
             </w:tcBorders>
+            <w:vAlign w:val="top"/>
           </w:tcPr>
           <w:p>
-            <w:r>
-              <w:t>Resources: Pen, pencil, technology notebook, student's email and password, Google Sites access, Google Classroom, project rubric, project planning sheet, projector.</w:t>
+            <w:pPr>
+              <w:spacing w:line="360" w:lineRule="auto" w:before="0" w:after="0"/>
+            </w:pPr>
+            <w:r/>
+            <w:r>
+              <w:rPr>
+                <w:rFonts w:ascii="Arial" w:hAnsi="Arial" w:eastAsia="Arial" w:cs="Arial"/>
+                <w:b/>
+                <w:i w:val="0"/>
+                <w:sz w:val="24"/>
+                <w:u w:val="none"/>
+              </w:rPr>
+              <w:t xml:space="preserve">Resources: </w:t>
+            </w:r>
+            <w:r>
+              <w:rPr>
+                <w:rFonts w:ascii="Arial" w:hAnsi="Arial" w:eastAsia="Arial" w:cs="Arial"/>
+                <w:b w:val="0"/>
+                <w:i w:val="0"/>
+                <w:sz w:val="24"/>
+                <w:u w:val="none"/>
+              </w:rPr>
+              <w:t>Pen, pencil, technology notebook, student's computer, email and password</w:t>
             </w:r>
           </w:p>
         </w:tc>
@@ -444,9 +1160,30 @@
               <w:right w:val="single" w:sz="4" w:space="0" w:color="auto"/>
             </w:tcBorders>
             <w:shd w:val="clear" w:color="auto" w:fill="A8D08D"/>
+            <w:vAlign w:val="top"/>
           </w:tcPr>
           <w:p>
-            <w:r>
+            <w:pPr>
+              <w:jc w:val="center"/>
+              <w:spacing w:line="360" w:lineRule="auto" w:before="0" w:after="0"/>
+            </w:pPr>
+            <w:r>
+              <w:rPr>
+                <w:rFonts w:ascii="Arial" w:hAnsi="Arial" w:eastAsia="Arial" w:cs="Arial"/>
+                <w:b/>
+                <w:i w:val="0"/>
+                <w:sz w:val="24"/>
+                <w:u w:val="none"/>
+              </w:rPr>
+            </w:r>
+            <w:r>
+              <w:rPr>
+                <w:rFonts w:ascii="Arial" w:hAnsi="Arial" w:eastAsia="Arial" w:cs="Arial"/>
+                <w:b/>
+                <w:i w:val="0"/>
+                <w:sz w:val="24"/>
+                <w:u w:val="none"/>
+              </w:rPr>
               <w:t>9A, 9B day – 45min – December - Week 13</w:t>
             </w:r>
           </w:p>
@@ -461,9 +1198,30 @@
               <w:right w:val="single" w:sz="4" w:space="0" w:color="auto"/>
             </w:tcBorders>
             <w:shd w:val="clear" w:color="auto" w:fill="A8D08D"/>
+            <w:vAlign w:val="top"/>
           </w:tcPr>
           <w:p>
-            <w:r>
+            <w:pPr>
+              <w:jc w:val="center"/>
+              <w:spacing w:line="360" w:lineRule="auto" w:before="0" w:after="0"/>
+            </w:pPr>
+            <w:r>
+              <w:rPr>
+                <w:rFonts w:ascii="Arial" w:hAnsi="Arial" w:eastAsia="Arial" w:cs="Arial"/>
+                <w:b/>
+                <w:i w:val="0"/>
+                <w:sz w:val="24"/>
+                <w:u w:val="none"/>
+              </w:rPr>
+            </w:r>
+            <w:r>
+              <w:rPr>
+                <w:rFonts w:ascii="Arial" w:hAnsi="Arial" w:eastAsia="Arial" w:cs="Arial"/>
+                <w:b/>
+                <w:i w:val="0"/>
+                <w:sz w:val="24"/>
+                <w:u w:val="none"/>
+              </w:rPr>
               <w:t>9A, 9B day – 90 min – December - Week 13</w:t>
             </w:r>
           </w:p>
@@ -479,26 +1237,150 @@
               <w:bottom w:val="single" w:sz="4" w:space="0" w:color="auto"/>
               <w:right w:val="single" w:sz="4" w:space="0" w:color="auto"/>
             </w:tcBorders>
+            <w:vAlign w:val="top"/>
           </w:tcPr>
           <w:p>
-            <w:r>
-              <w:t>Topic:</w:t>
-              <w:br/>
+            <w:pPr>
+              <w:spacing w:line="360" w:lineRule="auto" w:before="0" w:after="0"/>
+            </w:pPr>
+            <w:r>
+              <w:rPr>
+                <w:rFonts w:ascii="Arial" w:hAnsi="Arial" w:eastAsia="Arial" w:cs="Arial"/>
+                <w:b/>
+                <w:i w:val="0"/>
+                <w:sz w:val="24"/>
+                <w:u w:val="none"/>
+              </w:rPr>
+              <w:t xml:space="preserve">Topic: </w:t>
+            </w:r>
+            <w:r>
+              <w:rPr>
+                <w:rFonts w:ascii="Arial" w:hAnsi="Arial" w:eastAsia="Arial" w:cs="Arial"/>
+                <w:b w:val="0"/>
+                <w:i w:val="0"/>
+                <w:sz w:val="24"/>
+                <w:u w:val="none"/>
+              </w:rPr>
               <w:t>Exam/admin buffer</w:t>
-              <w:br/>
-              <w:br/>
-              <w:t>Pre-activities</w:t>
-              <w:br/>
+            </w:r>
+          </w:p>
+          <w:p>
+            <w:pPr>
+              <w:spacing w:line="360" w:lineRule="auto" w:before="0" w:after="0"/>
+            </w:pPr>
+            <w:r>
+              <w:rPr>
+                <w:rFonts w:ascii="Arial" w:hAnsi="Arial" w:eastAsia="Arial" w:cs="Arial"/>
+                <w:i w:val="0"/>
+                <w:sz w:val="24"/>
+                <w:u w:val="none"/>
+                <w:b/>
+                <w:bCs/>
+              </w:rPr>
+              <w:t>Class Objective:</w:t>
+            </w:r>
+          </w:p>
+          <w:p>
+            <w:pPr>
+              <w:spacing w:line="360" w:lineRule="auto" w:before="0" w:after="0"/>
+            </w:pPr>
+            <w:r>
+              <w:rPr>
+                <w:rFonts w:ascii="Arial" w:hAnsi="Arial" w:eastAsia="Arial" w:cs="Arial"/>
+                <w:i w:val="0"/>
+                <w:sz w:val="24"/>
+                <w:u w:val="none"/>
+              </w:rPr>
+              <w:t>Complete make-up evidence, final exam tasks, reflection corrections, or administrative requirements as directed.</w:t>
+            </w:r>
+          </w:p>
+          <w:p>
+            <w:pPr>
+              <w:spacing w:line="360" w:lineRule="auto" w:before="0" w:after="0"/>
+            </w:pPr>
+            <w:r>
+              <w:rPr>
+                <w:rFonts w:ascii="Arial" w:hAnsi="Arial" w:eastAsia="Arial" w:cs="Arial"/>
+                <w:b/>
+                <w:i w:val="0"/>
+                <w:sz w:val="24"/>
+                <w:u w:val="none"/>
+              </w:rPr>
+              <w:t>Pre-activities:</w:t>
+            </w:r>
+          </w:p>
+          <w:p>
+            <w:pPr>
+              <w:spacing w:line="360" w:lineRule="auto" w:before="0" w:after="0"/>
+            </w:pPr>
+            <w:r>
+              <w:rPr>
+                <w:rFonts w:ascii="Arial" w:hAnsi="Arial" w:eastAsia="Arial" w:cs="Arial"/>
+                <w:b w:val="0"/>
+                <w:i w:val="0"/>
+                <w:sz w:val="24"/>
+                <w:u w:val="none"/>
+              </w:rPr>
               <w:t>Check the missing-work list and project submission status, including final product evidence, logbook, reflection, screenshots or photos, and presentation notes.</w:t>
-              <w:br/>
-              <w:br/>
-              <w:t>While activities</w:t>
-              <w:br/>
+            </w:r>
+          </w:p>
+          <w:p>
+            <w:pPr>
+              <w:spacing w:line="360" w:lineRule="auto" w:before="0" w:after="0"/>
+            </w:pPr>
+            <w:r>
+              <w:rPr>
+                <w:rFonts w:ascii="Arial" w:hAnsi="Arial" w:eastAsia="Arial" w:cs="Arial"/>
+                <w:b/>
+                <w:i w:val="0"/>
+                <w:sz w:val="24"/>
+                <w:u w:val="none"/>
+              </w:rPr>
+              <w:t>While activities:</w:t>
+            </w:r>
+          </w:p>
+          <w:p>
+            <w:pPr>
+              <w:spacing w:line="360" w:lineRule="auto" w:before="0" w:after="0"/>
+            </w:pPr>
+            <w:r>
+              <w:rPr>
+                <w:rFonts w:ascii="Arial" w:hAnsi="Arial" w:eastAsia="Arial" w:cs="Arial"/>
+                <w:b w:val="0"/>
+                <w:i w:val="0"/>
+                <w:sz w:val="24"/>
+                <w:u w:val="none"/>
+              </w:rPr>
               <w:t>Complete make-up evidence, final exam tasks, reflection corrections, or administrative requirements as directed.</w:t>
-              <w:br/>
-              <w:br/>
-              <w:t>Post activities</w:t>
-              <w:br/>
+            </w:r>
+          </w:p>
+          <w:p>
+            <w:pPr>
+              <w:spacing w:line="360" w:lineRule="auto" w:before="0" w:after="0"/>
+            </w:pPr>
+            <w:r>
+              <w:rPr>
+                <w:rFonts w:ascii="Arial" w:hAnsi="Arial" w:eastAsia="Arial" w:cs="Arial"/>
+                <w:b/>
+                <w:i w:val="0"/>
+                <w:sz w:val="24"/>
+                <w:u w:val="none"/>
+              </w:rPr>
+              <w:t>Post activities:</w:t>
+            </w:r>
+          </w:p>
+          <w:p>
+            <w:pPr>
+              <w:spacing w:line="360" w:lineRule="auto" w:before="0" w:after="0"/>
+            </w:pPr>
+            <w:r>
+              <w:rPr>
+                <w:rFonts w:ascii="Arial" w:hAnsi="Arial" w:eastAsia="Arial" w:cs="Arial"/>
+                <w:b w:val="0"/>
+                <w:i w:val="0"/>
+                <w:sz w:val="24"/>
+                <w:u w:val="none"/>
+              </w:rPr>
               <w:t>Confirm that all required evidence has been submitted.</w:t>
             </w:r>
           </w:p>
@@ -512,26 +1394,150 @@
               <w:bottom w:val="single" w:sz="4" w:space="0" w:color="auto"/>
               <w:right w:val="single" w:sz="4" w:space="0" w:color="auto"/>
             </w:tcBorders>
+            <w:vAlign w:val="top"/>
           </w:tcPr>
           <w:p>
-            <w:r>
-              <w:t>Topic:</w:t>
-              <w:br/>
+            <w:pPr>
+              <w:spacing w:line="360" w:lineRule="auto" w:before="0" w:after="0"/>
+            </w:pPr>
+            <w:r>
+              <w:rPr>
+                <w:rFonts w:ascii="Arial" w:hAnsi="Arial" w:eastAsia="Arial" w:cs="Arial"/>
+                <w:b/>
+                <w:i w:val="0"/>
+                <w:sz w:val="24"/>
+                <w:u w:val="none"/>
+              </w:rPr>
+              <w:t xml:space="preserve">Topic: </w:t>
+            </w:r>
+            <w:r>
+              <w:rPr>
+                <w:rFonts w:ascii="Arial" w:hAnsi="Arial" w:eastAsia="Arial" w:cs="Arial"/>
+                <w:b w:val="0"/>
+                <w:i w:val="0"/>
+                <w:sz w:val="24"/>
+                <w:u w:val="none"/>
+              </w:rPr>
               <w:t>Exam/admin buffer</w:t>
-              <w:br/>
-              <w:br/>
-              <w:t>Pre-activities</w:t>
-              <w:br/>
+            </w:r>
+          </w:p>
+          <w:p>
+            <w:pPr>
+              <w:spacing w:line="360" w:lineRule="auto" w:before="0" w:after="0"/>
+            </w:pPr>
+            <w:r>
+              <w:rPr>
+                <w:rFonts w:ascii="Arial" w:hAnsi="Arial" w:eastAsia="Arial" w:cs="Arial"/>
+                <w:i w:val="0"/>
+                <w:sz w:val="24"/>
+                <w:u w:val="none"/>
+                <w:b/>
+                <w:bCs/>
+              </w:rPr>
+              <w:t>Class Objective:</w:t>
+            </w:r>
+          </w:p>
+          <w:p>
+            <w:pPr>
+              <w:spacing w:line="360" w:lineRule="auto" w:before="0" w:after="0"/>
+            </w:pPr>
+            <w:r>
+              <w:rPr>
+                <w:rFonts w:ascii="Arial" w:hAnsi="Arial" w:eastAsia="Arial" w:cs="Arial"/>
+                <w:i w:val="0"/>
+                <w:sz w:val="24"/>
+                <w:u w:val="none"/>
+              </w:rPr>
+              <w:t>Complete final exam, make-up, portfolio organization, or course closure tasks as directed.</w:t>
+            </w:r>
+          </w:p>
+          <w:p>
+            <w:pPr>
+              <w:spacing w:line="360" w:lineRule="auto" w:before="0" w:after="0"/>
+            </w:pPr>
+            <w:r>
+              <w:rPr>
+                <w:rFonts w:ascii="Arial" w:hAnsi="Arial" w:eastAsia="Arial" w:cs="Arial"/>
+                <w:b/>
+                <w:i w:val="0"/>
+                <w:sz w:val="24"/>
+                <w:u w:val="none"/>
+              </w:rPr>
+              <w:t>Pre-activities:</w:t>
+            </w:r>
+          </w:p>
+          <w:p>
+            <w:pPr>
+              <w:spacing w:line="360" w:lineRule="auto" w:before="0" w:after="0"/>
+            </w:pPr>
+            <w:r>
+              <w:rPr>
+                <w:rFonts w:ascii="Arial" w:hAnsi="Arial" w:eastAsia="Arial" w:cs="Arial"/>
+                <w:b w:val="0"/>
+                <w:i w:val="0"/>
+                <w:sz w:val="24"/>
+                <w:u w:val="none"/>
+              </w:rPr>
               <w:t>Review trimester feedback and organize project files into final product, logbook, reflection, screenshots/photos, and make-up evidence.</w:t>
-              <w:br/>
-              <w:br/>
-              <w:t>While activities</w:t>
-              <w:br/>
+            </w:r>
+          </w:p>
+          <w:p>
+            <w:pPr>
+              <w:spacing w:line="360" w:lineRule="auto" w:before="0" w:after="0"/>
+            </w:pPr>
+            <w:r>
+              <w:rPr>
+                <w:rFonts w:ascii="Arial" w:hAnsi="Arial" w:eastAsia="Arial" w:cs="Arial"/>
+                <w:b/>
+                <w:i w:val="0"/>
+                <w:sz w:val="24"/>
+                <w:u w:val="none"/>
+              </w:rPr>
+              <w:t>While activities:</w:t>
+            </w:r>
+          </w:p>
+          <w:p>
+            <w:pPr>
+              <w:spacing w:line="360" w:lineRule="auto" w:before="0" w:after="0"/>
+            </w:pPr>
+            <w:r>
+              <w:rPr>
+                <w:rFonts w:ascii="Arial" w:hAnsi="Arial" w:eastAsia="Arial" w:cs="Arial"/>
+                <w:b w:val="0"/>
+                <w:i w:val="0"/>
+                <w:sz w:val="24"/>
+                <w:u w:val="none"/>
+              </w:rPr>
               <w:t>Complete final exam, make-up, portfolio organization, or course closure tasks as directed.</w:t>
-              <w:br/>
-              <w:br/>
-              <w:t>Post activities</w:t>
-              <w:br/>
+            </w:r>
+          </w:p>
+          <w:p>
+            <w:pPr>
+              <w:spacing w:line="360" w:lineRule="auto" w:before="0" w:after="0"/>
+            </w:pPr>
+            <w:r>
+              <w:rPr>
+                <w:rFonts w:ascii="Arial" w:hAnsi="Arial" w:eastAsia="Arial" w:cs="Arial"/>
+                <w:b/>
+                <w:i w:val="0"/>
+                <w:sz w:val="24"/>
+                <w:u w:val="none"/>
+              </w:rPr>
+              <w:t>Post activities:</w:t>
+            </w:r>
+          </w:p>
+          <w:p>
+            <w:pPr>
+              <w:spacing w:line="360" w:lineRule="auto" w:before="0" w:after="0"/>
+            </w:pPr>
+            <w:r>
+              <w:rPr>
+                <w:rFonts w:ascii="Arial" w:hAnsi="Arial" w:eastAsia="Arial" w:cs="Arial"/>
+                <w:b w:val="0"/>
+                <w:i w:val="0"/>
+                <w:sz w:val="24"/>
+                <w:u w:val="none"/>
+              </w:rPr>
               <w:t>Write one technology skill you improved this year and one skill to keep developing.</w:t>
             </w:r>
           </w:p>
@@ -547,10 +1553,32 @@
               <w:bottom w:val="single" w:sz="4" w:space="0" w:color="auto"/>
               <w:right w:val="single" w:sz="4" w:space="0" w:color="auto"/>
             </w:tcBorders>
+            <w:vAlign w:val="top"/>
           </w:tcPr>
           <w:p>
-            <w:r>
-              <w:t>Resources: Pen, pencil, technology notebook, student's email and password, Google Sites access, Google Classroom, project rubric, project planning sheet, projector.</w:t>
+            <w:pPr>
+              <w:spacing w:line="360" w:lineRule="auto" w:before="0" w:after="0"/>
+            </w:pPr>
+            <w:r/>
+            <w:r>
+              <w:rPr>
+                <w:rFonts w:ascii="Arial" w:hAnsi="Arial" w:eastAsia="Arial" w:cs="Arial"/>
+                <w:b/>
+                <w:i w:val="0"/>
+                <w:sz w:val="24"/>
+                <w:u w:val="none"/>
+              </w:rPr>
+              <w:t xml:space="preserve">Resources: </w:t>
+            </w:r>
+            <w:r>
+              <w:rPr>
+                <w:rFonts w:ascii="Arial" w:hAnsi="Arial" w:eastAsia="Arial" w:cs="Arial"/>
+                <w:b w:val="0"/>
+                <w:i w:val="0"/>
+                <w:sz w:val="24"/>
+                <w:u w:val="none"/>
+              </w:rPr>
+              <w:t>Pen, pencil, technology notebook, student's computer, email and password</w:t>
             </w:r>
           </w:p>
         </w:tc>
@@ -563,10 +1591,32 @@
               <w:bottom w:val="single" w:sz="4" w:space="0" w:color="auto"/>
               <w:right w:val="single" w:sz="4" w:space="0" w:color="auto"/>
             </w:tcBorders>
+            <w:vAlign w:val="top"/>
           </w:tcPr>
           <w:p>
-            <w:r>
-              <w:t>Resources: Pen, pencil, technology notebook, student's email and password, Google Sites access, Google Classroom, project rubric, project planning sheet, projector.</w:t>
+            <w:pPr>
+              <w:spacing w:line="360" w:lineRule="auto" w:before="0" w:after="0"/>
+            </w:pPr>
+            <w:r/>
+            <w:r>
+              <w:rPr>
+                <w:rFonts w:ascii="Arial" w:hAnsi="Arial" w:eastAsia="Arial" w:cs="Arial"/>
+                <w:b/>
+                <w:i w:val="0"/>
+                <w:sz w:val="24"/>
+                <w:u w:val="none"/>
+              </w:rPr>
+              <w:t xml:space="preserve">Resources: </w:t>
+            </w:r>
+            <w:r>
+              <w:rPr>
+                <w:rFonts w:ascii="Arial" w:hAnsi="Arial" w:eastAsia="Arial" w:cs="Arial"/>
+                <w:b w:val="0"/>
+                <w:i w:val="0"/>
+                <w:sz w:val="24"/>
+                <w:u w:val="none"/>
+              </w:rPr>
+              <w:t>Pen, pencil, technology notebook, student's computer, email and password</w:t>
             </w:r>
           </w:p>
         </w:tc>
@@ -582,9 +1632,30 @@
               <w:right w:val="single" w:sz="4" w:space="0" w:color="auto"/>
             </w:tcBorders>
             <w:shd w:val="clear" w:color="auto" w:fill="A8D08D"/>
+            <w:vAlign w:val="top"/>
           </w:tcPr>
           <w:p>
-            <w:r>
+            <w:pPr>
+              <w:jc w:val="center"/>
+              <w:spacing w:line="360" w:lineRule="auto" w:before="0" w:after="0"/>
+            </w:pPr>
+            <w:r>
+              <w:rPr>
+                <w:rFonts w:ascii="Arial" w:hAnsi="Arial" w:eastAsia="Arial" w:cs="Arial"/>
+                <w:b/>
+                <w:i w:val="0"/>
+                <w:sz w:val="24"/>
+                <w:u w:val="none"/>
+              </w:rPr>
+            </w:r>
+            <w:r>
+              <w:rPr>
+                <w:rFonts w:ascii="Arial" w:hAnsi="Arial" w:eastAsia="Arial" w:cs="Arial"/>
+                <w:b/>
+                <w:i w:val="0"/>
+                <w:sz w:val="24"/>
+                <w:u w:val="none"/>
+              </w:rPr>
               <w:t>9A, 9B day – 45min – December - No scheduled class</w:t>
             </w:r>
           </w:p>
@@ -599,9 +1670,30 @@
               <w:right w:val="single" w:sz="4" w:space="0" w:color="auto"/>
             </w:tcBorders>
             <w:shd w:val="clear" w:color="auto" w:fill="A8D08D"/>
+            <w:vAlign w:val="top"/>
           </w:tcPr>
           <w:p>
-            <w:r>
+            <w:pPr>
+              <w:jc w:val="center"/>
+              <w:spacing w:line="360" w:lineRule="auto" w:before="0" w:after="0"/>
+            </w:pPr>
+            <w:r>
+              <w:rPr>
+                <w:rFonts w:ascii="Arial" w:hAnsi="Arial" w:eastAsia="Arial" w:cs="Arial"/>
+                <w:b/>
+                <w:i w:val="0"/>
+                <w:sz w:val="24"/>
+                <w:u w:val="none"/>
+              </w:rPr>
+            </w:r>
+            <w:r>
+              <w:rPr>
+                <w:rFonts w:ascii="Arial" w:hAnsi="Arial" w:eastAsia="Arial" w:cs="Arial"/>
+                <w:b/>
+                <w:i w:val="0"/>
+                <w:sz w:val="24"/>
+                <w:u w:val="none"/>
+              </w:rPr>
               <w:t>9A, 9B day – 90 min – December - No scheduled class</w:t>
             </w:r>
           </w:p>
@@ -617,26 +1709,120 @@
               <w:bottom w:val="single" w:sz="4" w:space="0" w:color="auto"/>
               <w:right w:val="single" w:sz="4" w:space="0" w:color="auto"/>
             </w:tcBorders>
+            <w:vAlign w:val="top"/>
           </w:tcPr>
           <w:p>
-            <w:r>
-              <w:t>Topic:</w:t>
-              <w:br/>
+            <w:pPr>
+              <w:spacing w:line="360" w:lineRule="auto" w:before="0" w:after="0"/>
+            </w:pPr>
+            <w:r>
+              <w:rPr>
+                <w:rFonts w:ascii="Arial" w:hAnsi="Arial" w:eastAsia="Arial" w:cs="Arial"/>
+                <w:b/>
+                <w:i w:val="0"/>
+                <w:sz w:val="24"/>
+                <w:u w:val="none"/>
+              </w:rPr>
+              <w:t xml:space="preserve">Topic: </w:t>
+            </w:r>
+            <w:r>
+              <w:rPr>
+                <w:rFonts w:ascii="Arial" w:hAnsi="Arial" w:eastAsia="Arial" w:cs="Arial"/>
+                <w:b w:val="0"/>
+                <w:i w:val="0"/>
+                <w:sz w:val="24"/>
+                <w:u w:val="none"/>
+              </w:rPr>
               <w:t>No regular class scheduled in this monthly plan.</w:t>
-              <w:br/>
-              <w:br/>
-              <w:t>Pre-activities</w:t>
-              <w:br/>
+            </w:r>
+          </w:p>
+          <w:p>
+            <w:pPr>
+              <w:spacing w:line="360" w:lineRule="auto" w:before="0" w:after="0"/>
+            </w:pPr>
+            <w:r>
+              <w:rPr>
+                <w:rFonts w:ascii="Arial" w:hAnsi="Arial" w:eastAsia="Arial" w:cs="Arial"/>
+                <w:b/>
+                <w:i w:val="0"/>
+                <w:sz w:val="24"/>
+                <w:u w:val="none"/>
+              </w:rPr>
+              <w:t>Pre-activities:</w:t>
+            </w:r>
+          </w:p>
+          <w:p>
+            <w:pPr>
+              <w:spacing w:line="360" w:lineRule="auto" w:before="0" w:after="0"/>
+            </w:pPr>
+            <w:r>
+              <w:rPr>
+                <w:rFonts w:ascii="Arial" w:hAnsi="Arial" w:eastAsia="Arial" w:cs="Arial"/>
+                <w:b w:val="0"/>
+                <w:i w:val="0"/>
+                <w:sz w:val="24"/>
+                <w:u w:val="none"/>
+              </w:rPr>
               <w:t>No activity scheduled.</w:t>
-              <w:br/>
-              <w:br/>
-              <w:t>While activities</w:t>
-              <w:br/>
+            </w:r>
+          </w:p>
+          <w:p>
+            <w:pPr>
+              <w:spacing w:line="360" w:lineRule="auto" w:before="0" w:after="0"/>
+            </w:pPr>
+            <w:r>
+              <w:rPr>
+                <w:rFonts w:ascii="Arial" w:hAnsi="Arial" w:eastAsia="Arial" w:cs="Arial"/>
+                <w:b/>
+                <w:i w:val="0"/>
+                <w:sz w:val="24"/>
+                <w:u w:val="none"/>
+              </w:rPr>
+              <w:t>While activities:</w:t>
+            </w:r>
+          </w:p>
+          <w:p>
+            <w:pPr>
+              <w:spacing w:line="360" w:lineRule="auto" w:before="0" w:after="0"/>
+            </w:pPr>
+            <w:r>
+              <w:rPr>
+                <w:rFonts w:ascii="Arial" w:hAnsi="Arial" w:eastAsia="Arial" w:cs="Arial"/>
+                <w:b w:val="0"/>
+                <w:i w:val="0"/>
+                <w:sz w:val="24"/>
+                <w:u w:val="none"/>
+              </w:rPr>
               <w:t>No activity scheduled.</w:t>
-              <w:br/>
-              <w:br/>
-              <w:t>Post activities</w:t>
-              <w:br/>
+            </w:r>
+          </w:p>
+          <w:p>
+            <w:pPr>
+              <w:spacing w:line="360" w:lineRule="auto" w:before="0" w:after="0"/>
+            </w:pPr>
+            <w:r>
+              <w:rPr>
+                <w:rFonts w:ascii="Arial" w:hAnsi="Arial" w:eastAsia="Arial" w:cs="Arial"/>
+                <w:b/>
+                <w:i w:val="0"/>
+                <w:sz w:val="24"/>
+                <w:u w:val="none"/>
+              </w:rPr>
+              <w:t>Post activities:</w:t>
+            </w:r>
+          </w:p>
+          <w:p>
+            <w:pPr>
+              <w:spacing w:line="360" w:lineRule="auto" w:before="0" w:after="0"/>
+            </w:pPr>
+            <w:r>
+              <w:rPr>
+                <w:rFonts w:ascii="Arial" w:hAnsi="Arial" w:eastAsia="Arial" w:cs="Arial"/>
+                <w:b w:val="0"/>
+                <w:i w:val="0"/>
+                <w:sz w:val="24"/>
+                <w:u w:val="none"/>
+              </w:rPr>
               <w:t>No activity scheduled.</w:t>
             </w:r>
           </w:p>
@@ -650,26 +1836,120 @@
               <w:bottom w:val="single" w:sz="4" w:space="0" w:color="auto"/>
               <w:right w:val="single" w:sz="4" w:space="0" w:color="auto"/>
             </w:tcBorders>
+            <w:vAlign w:val="top"/>
           </w:tcPr>
           <w:p>
-            <w:r>
-              <w:t>Topic:</w:t>
-              <w:br/>
+            <w:pPr>
+              <w:spacing w:line="360" w:lineRule="auto" w:before="0" w:after="0"/>
+            </w:pPr>
+            <w:r>
+              <w:rPr>
+                <w:rFonts w:ascii="Arial" w:hAnsi="Arial" w:eastAsia="Arial" w:cs="Arial"/>
+                <w:b/>
+                <w:i w:val="0"/>
+                <w:sz w:val="24"/>
+                <w:u w:val="none"/>
+              </w:rPr>
+              <w:t xml:space="preserve">Topic: </w:t>
+            </w:r>
+            <w:r>
+              <w:rPr>
+                <w:rFonts w:ascii="Arial" w:hAnsi="Arial" w:eastAsia="Arial" w:cs="Arial"/>
+                <w:b w:val="0"/>
+                <w:i w:val="0"/>
+                <w:sz w:val="24"/>
+                <w:u w:val="none"/>
+              </w:rPr>
               <w:t>No regular class scheduled in this monthly plan.</w:t>
-              <w:br/>
-              <w:br/>
-              <w:t>Pre-activities</w:t>
-              <w:br/>
+            </w:r>
+          </w:p>
+          <w:p>
+            <w:pPr>
+              <w:spacing w:line="360" w:lineRule="auto" w:before="0" w:after="0"/>
+            </w:pPr>
+            <w:r>
+              <w:rPr>
+                <w:rFonts w:ascii="Arial" w:hAnsi="Arial" w:eastAsia="Arial" w:cs="Arial"/>
+                <w:b/>
+                <w:i w:val="0"/>
+                <w:sz w:val="24"/>
+                <w:u w:val="none"/>
+              </w:rPr>
+              <w:t>Pre-activities:</w:t>
+            </w:r>
+          </w:p>
+          <w:p>
+            <w:pPr>
+              <w:spacing w:line="360" w:lineRule="auto" w:before="0" w:after="0"/>
+            </w:pPr>
+            <w:r>
+              <w:rPr>
+                <w:rFonts w:ascii="Arial" w:hAnsi="Arial" w:eastAsia="Arial" w:cs="Arial"/>
+                <w:b w:val="0"/>
+                <w:i w:val="0"/>
+                <w:sz w:val="24"/>
+                <w:u w:val="none"/>
+              </w:rPr>
               <w:t>No activity scheduled.</w:t>
-              <w:br/>
-              <w:br/>
-              <w:t>While activities</w:t>
-              <w:br/>
+            </w:r>
+          </w:p>
+          <w:p>
+            <w:pPr>
+              <w:spacing w:line="360" w:lineRule="auto" w:before="0" w:after="0"/>
+            </w:pPr>
+            <w:r>
+              <w:rPr>
+                <w:rFonts w:ascii="Arial" w:hAnsi="Arial" w:eastAsia="Arial" w:cs="Arial"/>
+                <w:b/>
+                <w:i w:val="0"/>
+                <w:sz w:val="24"/>
+                <w:u w:val="none"/>
+              </w:rPr>
+              <w:t>While activities:</w:t>
+            </w:r>
+          </w:p>
+          <w:p>
+            <w:pPr>
+              <w:spacing w:line="360" w:lineRule="auto" w:before="0" w:after="0"/>
+            </w:pPr>
+            <w:r>
+              <w:rPr>
+                <w:rFonts w:ascii="Arial" w:hAnsi="Arial" w:eastAsia="Arial" w:cs="Arial"/>
+                <w:b w:val="0"/>
+                <w:i w:val="0"/>
+                <w:sz w:val="24"/>
+                <w:u w:val="none"/>
+              </w:rPr>
               <w:t>No activity scheduled.</w:t>
-              <w:br/>
-              <w:br/>
-              <w:t>Post activities</w:t>
-              <w:br/>
+            </w:r>
+          </w:p>
+          <w:p>
+            <w:pPr>
+              <w:spacing w:line="360" w:lineRule="auto" w:before="0" w:after="0"/>
+            </w:pPr>
+            <w:r>
+              <w:rPr>
+                <w:rFonts w:ascii="Arial" w:hAnsi="Arial" w:eastAsia="Arial" w:cs="Arial"/>
+                <w:b/>
+                <w:i w:val="0"/>
+                <w:sz w:val="24"/>
+                <w:u w:val="none"/>
+              </w:rPr>
+              <w:t>Post activities:</w:t>
+            </w:r>
+          </w:p>
+          <w:p>
+            <w:pPr>
+              <w:spacing w:line="360" w:lineRule="auto" w:before="0" w:after="0"/>
+            </w:pPr>
+            <w:r>
+              <w:rPr>
+                <w:rFonts w:ascii="Arial" w:hAnsi="Arial" w:eastAsia="Arial" w:cs="Arial"/>
+                <w:b w:val="0"/>
+                <w:i w:val="0"/>
+                <w:sz w:val="24"/>
+                <w:u w:val="none"/>
+              </w:rPr>
               <w:t>No activity scheduled.</w:t>
             </w:r>
           </w:p>
@@ -688,10 +1968,32 @@
               <w:bottom w:val="single" w:sz="4" w:space="0" w:color="auto"/>
               <w:right w:val="single" w:sz="4" w:space="0" w:color="auto"/>
             </w:tcBorders>
+            <w:vAlign w:val="top"/>
           </w:tcPr>
           <w:p>
-            <w:r>
-              <w:t>Resources: No regular class scheduled.</w:t>
+            <w:pPr>
+              <w:spacing w:line="360" w:lineRule="auto" w:before="0" w:after="0"/>
+            </w:pPr>
+            <w:r/>
+            <w:r>
+              <w:rPr>
+                <w:rFonts w:ascii="Arial" w:hAnsi="Arial" w:eastAsia="Arial" w:cs="Arial"/>
+                <w:b/>
+                <w:i w:val="0"/>
+                <w:sz w:val="24"/>
+                <w:u w:val="none"/>
+              </w:rPr>
+              <w:t xml:space="preserve">Resources: </w:t>
+            </w:r>
+            <w:r>
+              <w:rPr>
+                <w:rFonts w:ascii="Arial" w:hAnsi="Arial" w:eastAsia="Arial" w:cs="Arial"/>
+                <w:b w:val="0"/>
+                <w:i w:val="0"/>
+                <w:sz w:val="24"/>
+                <w:u w:val="none"/>
+              </w:rPr>
+              <w:t>Pen, pencil, technology notebook, student's computer, email and password</w:t>
             </w:r>
           </w:p>
         </w:tc>
@@ -704,10 +2006,32 @@
               <w:bottom w:val="single" w:sz="4" w:space="0" w:color="auto"/>
               <w:right w:val="single" w:sz="4" w:space="0" w:color="auto"/>
             </w:tcBorders>
+            <w:vAlign w:val="top"/>
           </w:tcPr>
           <w:p>
-            <w:r>
-              <w:t>Resources: No regular class scheduled.</w:t>
+            <w:pPr>
+              <w:spacing w:line="360" w:lineRule="auto" w:before="0" w:after="0"/>
+            </w:pPr>
+            <w:r/>
+            <w:r>
+              <w:rPr>
+                <w:rFonts w:ascii="Arial" w:hAnsi="Arial" w:eastAsia="Arial" w:cs="Arial"/>
+                <w:b/>
+                <w:i w:val="0"/>
+                <w:sz w:val="24"/>
+                <w:u w:val="none"/>
+              </w:rPr>
+              <w:t xml:space="preserve">Resources: </w:t>
+            </w:r>
+            <w:r>
+              <w:rPr>
+                <w:rFonts w:ascii="Arial" w:hAnsi="Arial" w:eastAsia="Arial" w:cs="Arial"/>
+                <w:b w:val="0"/>
+                <w:i w:val="0"/>
+                <w:sz w:val="24"/>
+                <w:u w:val="none"/>
+              </w:rPr>
+              <w:t>Pen, pencil, technology notebook, student's computer, email and password</w:t>
             </w:r>
           </w:p>
         </w:tc>
@@ -723,9 +2047,30 @@
               <w:right w:val="single" w:sz="4" w:space="0" w:color="auto"/>
             </w:tcBorders>
             <w:shd w:val="clear" w:color="auto" w:fill="A8D08D"/>
+            <w:vAlign w:val="top"/>
           </w:tcPr>
           <w:p>
-            <w:r>
+            <w:pPr>
+              <w:jc w:val="center"/>
+              <w:spacing w:line="360" w:lineRule="auto" w:before="0" w:after="0"/>
+            </w:pPr>
+            <w:r>
+              <w:rPr>
+                <w:rFonts w:ascii="Arial" w:hAnsi="Arial" w:eastAsia="Arial" w:cs="Arial"/>
+                <w:b/>
+                <w:i w:val="0"/>
+                <w:sz w:val="24"/>
+                <w:u w:val="none"/>
+              </w:rPr>
+            </w:r>
+            <w:r>
+              <w:rPr>
+                <w:rFonts w:ascii="Arial" w:hAnsi="Arial" w:eastAsia="Arial" w:cs="Arial"/>
+                <w:b/>
+                <w:i w:val="0"/>
+                <w:sz w:val="24"/>
+                <w:u w:val="none"/>
+              </w:rPr>
               <w:t>9A, 9B day – 45min – December - No scheduled class</w:t>
             </w:r>
           </w:p>
@@ -740,9 +2085,30 @@
               <w:right w:val="single" w:sz="4" w:space="0" w:color="auto"/>
             </w:tcBorders>
             <w:shd w:val="clear" w:color="auto" w:fill="A8D08D"/>
+            <w:vAlign w:val="top"/>
           </w:tcPr>
           <w:p>
-            <w:r>
+            <w:pPr>
+              <w:jc w:val="center"/>
+              <w:spacing w:line="360" w:lineRule="auto" w:before="0" w:after="0"/>
+            </w:pPr>
+            <w:r>
+              <w:rPr>
+                <w:rFonts w:ascii="Arial" w:hAnsi="Arial" w:eastAsia="Arial" w:cs="Arial"/>
+                <w:b/>
+                <w:i w:val="0"/>
+                <w:sz w:val="24"/>
+                <w:u w:val="none"/>
+              </w:rPr>
+            </w:r>
+            <w:r>
+              <w:rPr>
+                <w:rFonts w:ascii="Arial" w:hAnsi="Arial" w:eastAsia="Arial" w:cs="Arial"/>
+                <w:b/>
+                <w:i w:val="0"/>
+                <w:sz w:val="24"/>
+                <w:u w:val="none"/>
+              </w:rPr>
               <w:t>9A, 9B day – 90 min – December - No scheduled class</w:t>
             </w:r>
           </w:p>
@@ -758,26 +2124,120 @@
               <w:bottom w:val="single" w:sz="4" w:space="0" w:color="auto"/>
               <w:right w:val="single" w:sz="4" w:space="0" w:color="auto"/>
             </w:tcBorders>
+            <w:vAlign w:val="top"/>
           </w:tcPr>
           <w:p>
-            <w:r>
-              <w:t>Topic:</w:t>
-              <w:br/>
+            <w:pPr>
+              <w:spacing w:line="360" w:lineRule="auto" w:before="0" w:after="0"/>
+            </w:pPr>
+            <w:r>
+              <w:rPr>
+                <w:rFonts w:ascii="Arial" w:hAnsi="Arial" w:eastAsia="Arial" w:cs="Arial"/>
+                <w:b/>
+                <w:i w:val="0"/>
+                <w:sz w:val="24"/>
+                <w:u w:val="none"/>
+              </w:rPr>
+              <w:t xml:space="preserve">Topic: </w:t>
+            </w:r>
+            <w:r>
+              <w:rPr>
+                <w:rFonts w:ascii="Arial" w:hAnsi="Arial" w:eastAsia="Arial" w:cs="Arial"/>
+                <w:b w:val="0"/>
+                <w:i w:val="0"/>
+                <w:sz w:val="24"/>
+                <w:u w:val="none"/>
+              </w:rPr>
               <w:t>No regular class scheduled in this monthly plan.</w:t>
-              <w:br/>
-              <w:br/>
-              <w:t>Pre-activities</w:t>
-              <w:br/>
+            </w:r>
+          </w:p>
+          <w:p>
+            <w:pPr>
+              <w:spacing w:line="360" w:lineRule="auto" w:before="0" w:after="0"/>
+            </w:pPr>
+            <w:r>
+              <w:rPr>
+                <w:rFonts w:ascii="Arial" w:hAnsi="Arial" w:eastAsia="Arial" w:cs="Arial"/>
+                <w:b/>
+                <w:i w:val="0"/>
+                <w:sz w:val="24"/>
+                <w:u w:val="none"/>
+              </w:rPr>
+              <w:t>Pre-activities:</w:t>
+            </w:r>
+          </w:p>
+          <w:p>
+            <w:pPr>
+              <w:spacing w:line="360" w:lineRule="auto" w:before="0" w:after="0"/>
+            </w:pPr>
+            <w:r>
+              <w:rPr>
+                <w:rFonts w:ascii="Arial" w:hAnsi="Arial" w:eastAsia="Arial" w:cs="Arial"/>
+                <w:b w:val="0"/>
+                <w:i w:val="0"/>
+                <w:sz w:val="24"/>
+                <w:u w:val="none"/>
+              </w:rPr>
               <w:t>No activity scheduled.</w:t>
-              <w:br/>
-              <w:br/>
-              <w:t>While activities</w:t>
-              <w:br/>
+            </w:r>
+          </w:p>
+          <w:p>
+            <w:pPr>
+              <w:spacing w:line="360" w:lineRule="auto" w:before="0" w:after="0"/>
+            </w:pPr>
+            <w:r>
+              <w:rPr>
+                <w:rFonts w:ascii="Arial" w:hAnsi="Arial" w:eastAsia="Arial" w:cs="Arial"/>
+                <w:b/>
+                <w:i w:val="0"/>
+                <w:sz w:val="24"/>
+                <w:u w:val="none"/>
+              </w:rPr>
+              <w:t>While activities:</w:t>
+            </w:r>
+          </w:p>
+          <w:p>
+            <w:pPr>
+              <w:spacing w:line="360" w:lineRule="auto" w:before="0" w:after="0"/>
+            </w:pPr>
+            <w:r>
+              <w:rPr>
+                <w:rFonts w:ascii="Arial" w:hAnsi="Arial" w:eastAsia="Arial" w:cs="Arial"/>
+                <w:b w:val="0"/>
+                <w:i w:val="0"/>
+                <w:sz w:val="24"/>
+                <w:u w:val="none"/>
+              </w:rPr>
               <w:t>No activity scheduled.</w:t>
-              <w:br/>
-              <w:br/>
-              <w:t>Post activities</w:t>
-              <w:br/>
+            </w:r>
+          </w:p>
+          <w:p>
+            <w:pPr>
+              <w:spacing w:line="360" w:lineRule="auto" w:before="0" w:after="0"/>
+            </w:pPr>
+            <w:r>
+              <w:rPr>
+                <w:rFonts w:ascii="Arial" w:hAnsi="Arial" w:eastAsia="Arial" w:cs="Arial"/>
+                <w:b/>
+                <w:i w:val="0"/>
+                <w:sz w:val="24"/>
+                <w:u w:val="none"/>
+              </w:rPr>
+              <w:t>Post activities:</w:t>
+            </w:r>
+          </w:p>
+          <w:p>
+            <w:pPr>
+              <w:spacing w:line="360" w:lineRule="auto" w:before="0" w:after="0"/>
+            </w:pPr>
+            <w:r>
+              <w:rPr>
+                <w:rFonts w:ascii="Arial" w:hAnsi="Arial" w:eastAsia="Arial" w:cs="Arial"/>
+                <w:b w:val="0"/>
+                <w:i w:val="0"/>
+                <w:sz w:val="24"/>
+                <w:u w:val="none"/>
+              </w:rPr>
               <w:t>No activity scheduled.</w:t>
             </w:r>
           </w:p>
@@ -791,26 +2251,120 @@
               <w:bottom w:val="single" w:sz="4" w:space="0" w:color="auto"/>
               <w:right w:val="single" w:sz="4" w:space="0" w:color="auto"/>
             </w:tcBorders>
+            <w:vAlign w:val="top"/>
           </w:tcPr>
           <w:p>
-            <w:r>
-              <w:t>Topic:</w:t>
-              <w:br/>
+            <w:pPr>
+              <w:spacing w:line="360" w:lineRule="auto" w:before="0" w:after="0"/>
+            </w:pPr>
+            <w:r>
+              <w:rPr>
+                <w:rFonts w:ascii="Arial" w:hAnsi="Arial" w:eastAsia="Arial" w:cs="Arial"/>
+                <w:b/>
+                <w:i w:val="0"/>
+                <w:sz w:val="24"/>
+                <w:u w:val="none"/>
+              </w:rPr>
+              <w:t xml:space="preserve">Topic: </w:t>
+            </w:r>
+            <w:r>
+              <w:rPr>
+                <w:rFonts w:ascii="Arial" w:hAnsi="Arial" w:eastAsia="Arial" w:cs="Arial"/>
+                <w:b w:val="0"/>
+                <w:i w:val="0"/>
+                <w:sz w:val="24"/>
+                <w:u w:val="none"/>
+              </w:rPr>
               <w:t>No regular class scheduled in this monthly plan.</w:t>
-              <w:br/>
-              <w:br/>
-              <w:t>Pre-activities</w:t>
-              <w:br/>
+            </w:r>
+          </w:p>
+          <w:p>
+            <w:pPr>
+              <w:spacing w:line="360" w:lineRule="auto" w:before="0" w:after="0"/>
+            </w:pPr>
+            <w:r>
+              <w:rPr>
+                <w:rFonts w:ascii="Arial" w:hAnsi="Arial" w:eastAsia="Arial" w:cs="Arial"/>
+                <w:b/>
+                <w:i w:val="0"/>
+                <w:sz w:val="24"/>
+                <w:u w:val="none"/>
+              </w:rPr>
+              <w:t>Pre-activities:</w:t>
+            </w:r>
+          </w:p>
+          <w:p>
+            <w:pPr>
+              <w:spacing w:line="360" w:lineRule="auto" w:before="0" w:after="0"/>
+            </w:pPr>
+            <w:r>
+              <w:rPr>
+                <w:rFonts w:ascii="Arial" w:hAnsi="Arial" w:eastAsia="Arial" w:cs="Arial"/>
+                <w:b w:val="0"/>
+                <w:i w:val="0"/>
+                <w:sz w:val="24"/>
+                <w:u w:val="none"/>
+              </w:rPr>
               <w:t>No activity scheduled.</w:t>
-              <w:br/>
-              <w:br/>
-              <w:t>While activities</w:t>
-              <w:br/>
+            </w:r>
+          </w:p>
+          <w:p>
+            <w:pPr>
+              <w:spacing w:line="360" w:lineRule="auto" w:before="0" w:after="0"/>
+            </w:pPr>
+            <w:r>
+              <w:rPr>
+                <w:rFonts w:ascii="Arial" w:hAnsi="Arial" w:eastAsia="Arial" w:cs="Arial"/>
+                <w:b/>
+                <w:i w:val="0"/>
+                <w:sz w:val="24"/>
+                <w:u w:val="none"/>
+              </w:rPr>
+              <w:t>While activities:</w:t>
+            </w:r>
+          </w:p>
+          <w:p>
+            <w:pPr>
+              <w:spacing w:line="360" w:lineRule="auto" w:before="0" w:after="0"/>
+            </w:pPr>
+            <w:r>
+              <w:rPr>
+                <w:rFonts w:ascii="Arial" w:hAnsi="Arial" w:eastAsia="Arial" w:cs="Arial"/>
+                <w:b w:val="0"/>
+                <w:i w:val="0"/>
+                <w:sz w:val="24"/>
+                <w:u w:val="none"/>
+              </w:rPr>
               <w:t>No activity scheduled.</w:t>
-              <w:br/>
-              <w:br/>
-              <w:t>Post activities</w:t>
-              <w:br/>
+            </w:r>
+          </w:p>
+          <w:p>
+            <w:pPr>
+              <w:spacing w:line="360" w:lineRule="auto" w:before="0" w:after="0"/>
+            </w:pPr>
+            <w:r>
+              <w:rPr>
+                <w:rFonts w:ascii="Arial" w:hAnsi="Arial" w:eastAsia="Arial" w:cs="Arial"/>
+                <w:b/>
+                <w:i w:val="0"/>
+                <w:sz w:val="24"/>
+                <w:u w:val="none"/>
+              </w:rPr>
+              <w:t>Post activities:</w:t>
+            </w:r>
+          </w:p>
+          <w:p>
+            <w:pPr>
+              <w:spacing w:line="360" w:lineRule="auto" w:before="0" w:after="0"/>
+            </w:pPr>
+            <w:r>
+              <w:rPr>
+                <w:rFonts w:ascii="Arial" w:hAnsi="Arial" w:eastAsia="Arial" w:cs="Arial"/>
+                <w:b w:val="0"/>
+                <w:i w:val="0"/>
+                <w:sz w:val="24"/>
+                <w:u w:val="none"/>
+              </w:rPr>
               <w:t>No activity scheduled.</w:t>
             </w:r>
           </w:p>
@@ -826,10 +2380,32 @@
               <w:bottom w:val="single" w:sz="4" w:space="0" w:color="auto"/>
               <w:right w:val="single" w:sz="4" w:space="0" w:color="auto"/>
             </w:tcBorders>
+            <w:vAlign w:val="top"/>
           </w:tcPr>
           <w:p>
-            <w:r>
-              <w:t>Resources: No regular class scheduled.</w:t>
+            <w:pPr>
+              <w:spacing w:line="360" w:lineRule="auto" w:before="0" w:after="0"/>
+            </w:pPr>
+            <w:r/>
+            <w:r>
+              <w:rPr>
+                <w:rFonts w:ascii="Arial" w:hAnsi="Arial" w:eastAsia="Arial" w:cs="Arial"/>
+                <w:b/>
+                <w:i w:val="0"/>
+                <w:sz w:val="24"/>
+                <w:u w:val="none"/>
+              </w:rPr>
+              <w:t xml:space="preserve">Resources: </w:t>
+            </w:r>
+            <w:r>
+              <w:rPr>
+                <w:rFonts w:ascii="Arial" w:hAnsi="Arial" w:eastAsia="Arial" w:cs="Arial"/>
+                <w:b w:val="0"/>
+                <w:i w:val="0"/>
+                <w:sz w:val="24"/>
+                <w:u w:val="none"/>
+              </w:rPr>
+              <w:t>Pen, pencil, technology notebook, student's computer, email and password</w:t>
             </w:r>
           </w:p>
         </w:tc>
@@ -842,10 +2418,32 @@
               <w:bottom w:val="single" w:sz="4" w:space="0" w:color="auto"/>
               <w:right w:val="single" w:sz="4" w:space="0" w:color="auto"/>
             </w:tcBorders>
+            <w:vAlign w:val="top"/>
           </w:tcPr>
           <w:p>
-            <w:r>
-              <w:t>Resources: No regular class scheduled.</w:t>
+            <w:pPr>
+              <w:spacing w:line="360" w:lineRule="auto" w:before="0" w:after="0"/>
+            </w:pPr>
+            <w:r/>
+            <w:r>
+              <w:rPr>
+                <w:rFonts w:ascii="Arial" w:hAnsi="Arial" w:eastAsia="Arial" w:cs="Arial"/>
+                <w:b/>
+                <w:i w:val="0"/>
+                <w:sz w:val="24"/>
+                <w:u w:val="none"/>
+              </w:rPr>
+              <w:t xml:space="preserve">Resources: </w:t>
+            </w:r>
+            <w:r>
+              <w:rPr>
+                <w:rFonts w:ascii="Arial" w:hAnsi="Arial" w:eastAsia="Arial" w:cs="Arial"/>
+                <w:b w:val="0"/>
+                <w:i w:val="0"/>
+                <w:sz w:val="24"/>
+                <w:u w:val="none"/>
+              </w:rPr>
+              <w:t>Pen, pencil, technology notebook, student's computer, email and password</w:t>
             </w:r>
           </w:p>
         </w:tc>
@@ -861,9 +2459,30 @@
               <w:right w:val="single" w:sz="4" w:space="0" w:color="auto"/>
             </w:tcBorders>
             <w:shd w:val="clear" w:color="auto" w:fill="A8D08D"/>
+            <w:vAlign w:val="top"/>
           </w:tcPr>
           <w:p>
-            <w:r>
+            <w:pPr>
+              <w:jc w:val="center"/>
+              <w:spacing w:line="360" w:lineRule="auto" w:before="0" w:after="0"/>
+            </w:pPr>
+            <w:r>
+              <w:rPr>
+                <w:rFonts w:ascii="Arial" w:hAnsi="Arial" w:eastAsia="Arial" w:cs="Arial"/>
+                <w:b/>
+                <w:i w:val="0"/>
+                <w:sz w:val="24"/>
+                <w:u w:val="none"/>
+              </w:rPr>
+            </w:r>
+            <w:r>
+              <w:rPr>
+                <w:rFonts w:ascii="Arial" w:hAnsi="Arial" w:eastAsia="Arial" w:cs="Arial"/>
+                <w:b/>
+                <w:i w:val="0"/>
+                <w:sz w:val="24"/>
+                <w:u w:val="none"/>
+              </w:rPr>
               <w:t>9A, 9B day – 45min – December - No scheduled class</w:t>
             </w:r>
           </w:p>
@@ -878,9 +2497,30 @@
               <w:right w:val="single" w:sz="4" w:space="0" w:color="auto"/>
             </w:tcBorders>
             <w:shd w:val="clear" w:color="auto" w:fill="A8D08D"/>
+            <w:vAlign w:val="top"/>
           </w:tcPr>
           <w:p>
-            <w:r>
+            <w:pPr>
+              <w:jc w:val="center"/>
+              <w:spacing w:line="360" w:lineRule="auto" w:before="0" w:after="0"/>
+            </w:pPr>
+            <w:r>
+              <w:rPr>
+                <w:rFonts w:ascii="Arial" w:hAnsi="Arial" w:eastAsia="Arial" w:cs="Arial"/>
+                <w:b/>
+                <w:i w:val="0"/>
+                <w:sz w:val="24"/>
+                <w:u w:val="none"/>
+              </w:rPr>
+            </w:r>
+            <w:r>
+              <w:rPr>
+                <w:rFonts w:ascii="Arial" w:hAnsi="Arial" w:eastAsia="Arial" w:cs="Arial"/>
+                <w:b/>
+                <w:i w:val="0"/>
+                <w:sz w:val="24"/>
+                <w:u w:val="none"/>
+              </w:rPr>
               <w:t>9A, 9B day – 90 min – December - No scheduled class</w:t>
             </w:r>
           </w:p>
@@ -896,26 +2536,120 @@
               <w:bottom w:val="single" w:sz="4" w:space="0" w:color="auto"/>
               <w:right w:val="single" w:sz="4" w:space="0" w:color="auto"/>
             </w:tcBorders>
+            <w:vAlign w:val="top"/>
           </w:tcPr>
           <w:p>
-            <w:r>
-              <w:t>Topic:</w:t>
-              <w:br/>
+            <w:pPr>
+              <w:spacing w:line="360" w:lineRule="auto" w:before="0" w:after="0"/>
+            </w:pPr>
+            <w:r>
+              <w:rPr>
+                <w:rFonts w:ascii="Arial" w:hAnsi="Arial" w:eastAsia="Arial" w:cs="Arial"/>
+                <w:b/>
+                <w:i w:val="0"/>
+                <w:sz w:val="24"/>
+                <w:u w:val="none"/>
+              </w:rPr>
+              <w:t xml:space="preserve">Topic: </w:t>
+            </w:r>
+            <w:r>
+              <w:rPr>
+                <w:rFonts w:ascii="Arial" w:hAnsi="Arial" w:eastAsia="Arial" w:cs="Arial"/>
+                <w:b w:val="0"/>
+                <w:i w:val="0"/>
+                <w:sz w:val="24"/>
+                <w:u w:val="none"/>
+              </w:rPr>
               <w:t>No regular class scheduled in this monthly plan.</w:t>
-              <w:br/>
-              <w:br/>
-              <w:t>Pre-activities</w:t>
-              <w:br/>
+            </w:r>
+          </w:p>
+          <w:p>
+            <w:pPr>
+              <w:spacing w:line="360" w:lineRule="auto" w:before="0" w:after="0"/>
+            </w:pPr>
+            <w:r>
+              <w:rPr>
+                <w:rFonts w:ascii="Arial" w:hAnsi="Arial" w:eastAsia="Arial" w:cs="Arial"/>
+                <w:b/>
+                <w:i w:val="0"/>
+                <w:sz w:val="24"/>
+                <w:u w:val="none"/>
+              </w:rPr>
+              <w:t>Pre-activities:</w:t>
+            </w:r>
+          </w:p>
+          <w:p>
+            <w:pPr>
+              <w:spacing w:line="360" w:lineRule="auto" w:before="0" w:after="0"/>
+            </w:pPr>
+            <w:r>
+              <w:rPr>
+                <w:rFonts w:ascii="Arial" w:hAnsi="Arial" w:eastAsia="Arial" w:cs="Arial"/>
+                <w:b w:val="0"/>
+                <w:i w:val="0"/>
+                <w:sz w:val="24"/>
+                <w:u w:val="none"/>
+              </w:rPr>
               <w:t>No activity scheduled.</w:t>
-              <w:br/>
-              <w:br/>
-              <w:t>While activities</w:t>
-              <w:br/>
+            </w:r>
+          </w:p>
+          <w:p>
+            <w:pPr>
+              <w:spacing w:line="360" w:lineRule="auto" w:before="0" w:after="0"/>
+            </w:pPr>
+            <w:r>
+              <w:rPr>
+                <w:rFonts w:ascii="Arial" w:hAnsi="Arial" w:eastAsia="Arial" w:cs="Arial"/>
+                <w:b/>
+                <w:i w:val="0"/>
+                <w:sz w:val="24"/>
+                <w:u w:val="none"/>
+              </w:rPr>
+              <w:t>While activities:</w:t>
+            </w:r>
+          </w:p>
+          <w:p>
+            <w:pPr>
+              <w:spacing w:line="360" w:lineRule="auto" w:before="0" w:after="0"/>
+            </w:pPr>
+            <w:r>
+              <w:rPr>
+                <w:rFonts w:ascii="Arial" w:hAnsi="Arial" w:eastAsia="Arial" w:cs="Arial"/>
+                <w:b w:val="0"/>
+                <w:i w:val="0"/>
+                <w:sz w:val="24"/>
+                <w:u w:val="none"/>
+              </w:rPr>
               <w:t>No activity scheduled.</w:t>
-              <w:br/>
-              <w:br/>
-              <w:t>Post activities</w:t>
-              <w:br/>
+            </w:r>
+          </w:p>
+          <w:p>
+            <w:pPr>
+              <w:spacing w:line="360" w:lineRule="auto" w:before="0" w:after="0"/>
+            </w:pPr>
+            <w:r>
+              <w:rPr>
+                <w:rFonts w:ascii="Arial" w:hAnsi="Arial" w:eastAsia="Arial" w:cs="Arial"/>
+                <w:b/>
+                <w:i w:val="0"/>
+                <w:sz w:val="24"/>
+                <w:u w:val="none"/>
+              </w:rPr>
+              <w:t>Post activities:</w:t>
+            </w:r>
+          </w:p>
+          <w:p>
+            <w:pPr>
+              <w:spacing w:line="360" w:lineRule="auto" w:before="0" w:after="0"/>
+            </w:pPr>
+            <w:r>
+              <w:rPr>
+                <w:rFonts w:ascii="Arial" w:hAnsi="Arial" w:eastAsia="Arial" w:cs="Arial"/>
+                <w:b w:val="0"/>
+                <w:i w:val="0"/>
+                <w:sz w:val="24"/>
+                <w:u w:val="none"/>
+              </w:rPr>
               <w:t>No activity scheduled.</w:t>
             </w:r>
           </w:p>
@@ -929,26 +2663,120 @@
               <w:bottom w:val="single" w:sz="4" w:space="0" w:color="auto"/>
               <w:right w:val="single" w:sz="4" w:space="0" w:color="auto"/>
             </w:tcBorders>
+            <w:vAlign w:val="top"/>
           </w:tcPr>
           <w:p>
-            <w:r>
-              <w:t>Topic:</w:t>
-              <w:br/>
+            <w:pPr>
+              <w:spacing w:line="360" w:lineRule="auto" w:before="0" w:after="0"/>
+            </w:pPr>
+            <w:r>
+              <w:rPr>
+                <w:rFonts w:ascii="Arial" w:hAnsi="Arial" w:eastAsia="Arial" w:cs="Arial"/>
+                <w:b/>
+                <w:i w:val="0"/>
+                <w:sz w:val="24"/>
+                <w:u w:val="none"/>
+              </w:rPr>
+              <w:t xml:space="preserve">Topic: </w:t>
+            </w:r>
+            <w:r>
+              <w:rPr>
+                <w:rFonts w:ascii="Arial" w:hAnsi="Arial" w:eastAsia="Arial" w:cs="Arial"/>
+                <w:b w:val="0"/>
+                <w:i w:val="0"/>
+                <w:sz w:val="24"/>
+                <w:u w:val="none"/>
+              </w:rPr>
               <w:t>No regular class scheduled in this monthly plan.</w:t>
-              <w:br/>
-              <w:br/>
-              <w:t>Pre-activities</w:t>
-              <w:br/>
+            </w:r>
+          </w:p>
+          <w:p>
+            <w:pPr>
+              <w:spacing w:line="360" w:lineRule="auto" w:before="0" w:after="0"/>
+            </w:pPr>
+            <w:r>
+              <w:rPr>
+                <w:rFonts w:ascii="Arial" w:hAnsi="Arial" w:eastAsia="Arial" w:cs="Arial"/>
+                <w:b/>
+                <w:i w:val="0"/>
+                <w:sz w:val="24"/>
+                <w:u w:val="none"/>
+              </w:rPr>
+              <w:t>Pre-activities:</w:t>
+            </w:r>
+          </w:p>
+          <w:p>
+            <w:pPr>
+              <w:spacing w:line="360" w:lineRule="auto" w:before="0" w:after="0"/>
+            </w:pPr>
+            <w:r>
+              <w:rPr>
+                <w:rFonts w:ascii="Arial" w:hAnsi="Arial" w:eastAsia="Arial" w:cs="Arial"/>
+                <w:b w:val="0"/>
+                <w:i w:val="0"/>
+                <w:sz w:val="24"/>
+                <w:u w:val="none"/>
+              </w:rPr>
               <w:t>No activity scheduled.</w:t>
-              <w:br/>
-              <w:br/>
-              <w:t>While activities</w:t>
-              <w:br/>
+            </w:r>
+          </w:p>
+          <w:p>
+            <w:pPr>
+              <w:spacing w:line="360" w:lineRule="auto" w:before="0" w:after="0"/>
+            </w:pPr>
+            <w:r>
+              <w:rPr>
+                <w:rFonts w:ascii="Arial" w:hAnsi="Arial" w:eastAsia="Arial" w:cs="Arial"/>
+                <w:b/>
+                <w:i w:val="0"/>
+                <w:sz w:val="24"/>
+                <w:u w:val="none"/>
+              </w:rPr>
+              <w:t>While activities:</w:t>
+            </w:r>
+          </w:p>
+          <w:p>
+            <w:pPr>
+              <w:spacing w:line="360" w:lineRule="auto" w:before="0" w:after="0"/>
+            </w:pPr>
+            <w:r>
+              <w:rPr>
+                <w:rFonts w:ascii="Arial" w:hAnsi="Arial" w:eastAsia="Arial" w:cs="Arial"/>
+                <w:b w:val="0"/>
+                <w:i w:val="0"/>
+                <w:sz w:val="24"/>
+                <w:u w:val="none"/>
+              </w:rPr>
               <w:t>No activity scheduled.</w:t>
-              <w:br/>
-              <w:br/>
-              <w:t>Post activities</w:t>
-              <w:br/>
+            </w:r>
+          </w:p>
+          <w:p>
+            <w:pPr>
+              <w:spacing w:line="360" w:lineRule="auto" w:before="0" w:after="0"/>
+            </w:pPr>
+            <w:r>
+              <w:rPr>
+                <w:rFonts w:ascii="Arial" w:hAnsi="Arial" w:eastAsia="Arial" w:cs="Arial"/>
+                <w:b/>
+                <w:i w:val="0"/>
+                <w:sz w:val="24"/>
+                <w:u w:val="none"/>
+              </w:rPr>
+              <w:t>Post activities:</w:t>
+            </w:r>
+          </w:p>
+          <w:p>
+            <w:pPr>
+              <w:spacing w:line="360" w:lineRule="auto" w:before="0" w:after="0"/>
+            </w:pPr>
+            <w:r>
+              <w:rPr>
+                <w:rFonts w:ascii="Arial" w:hAnsi="Arial" w:eastAsia="Arial" w:cs="Arial"/>
+                <w:b w:val="0"/>
+                <w:i w:val="0"/>
+                <w:sz w:val="24"/>
+                <w:u w:val="none"/>
+              </w:rPr>
               <w:t>No activity scheduled.</w:t>
             </w:r>
           </w:p>
@@ -964,10 +2792,32 @@
               <w:bottom w:val="single" w:sz="4" w:space="0" w:color="auto"/>
               <w:right w:val="single" w:sz="4" w:space="0" w:color="auto"/>
             </w:tcBorders>
+            <w:vAlign w:val="top"/>
           </w:tcPr>
           <w:p>
-            <w:r>
-              <w:t>Resources: No regular class scheduled.</w:t>
+            <w:pPr>
+              <w:spacing w:line="360" w:lineRule="auto" w:before="0" w:after="0"/>
+            </w:pPr>
+            <w:r/>
+            <w:r>
+              <w:rPr>
+                <w:rFonts w:ascii="Arial" w:hAnsi="Arial" w:eastAsia="Arial" w:cs="Arial"/>
+                <w:b/>
+                <w:i w:val="0"/>
+                <w:sz w:val="24"/>
+                <w:u w:val="none"/>
+              </w:rPr>
+              <w:t xml:space="preserve">Resources: </w:t>
+            </w:r>
+            <w:r>
+              <w:rPr>
+                <w:rFonts w:ascii="Arial" w:hAnsi="Arial" w:eastAsia="Arial" w:cs="Arial"/>
+                <w:b w:val="0"/>
+                <w:i w:val="0"/>
+                <w:sz w:val="24"/>
+                <w:u w:val="none"/>
+              </w:rPr>
+              <w:t>Pen, pencil, technology notebook, student's computer, email and password</w:t>
             </w:r>
           </w:p>
         </w:tc>
@@ -980,10 +2830,32 @@
               <w:bottom w:val="single" w:sz="4" w:space="0" w:color="auto"/>
               <w:right w:val="single" w:sz="4" w:space="0" w:color="auto"/>
             </w:tcBorders>
+            <w:vAlign w:val="top"/>
           </w:tcPr>
           <w:p>
-            <w:r>
-              <w:t>Resources: No regular class scheduled.</w:t>
+            <w:pPr>
+              <w:spacing w:line="360" w:lineRule="auto" w:before="0" w:after="0"/>
+            </w:pPr>
+            <w:r/>
+            <w:r>
+              <w:rPr>
+                <w:rFonts w:ascii="Arial" w:hAnsi="Arial" w:eastAsia="Arial" w:cs="Arial"/>
+                <w:b/>
+                <w:i w:val="0"/>
+                <w:sz w:val="24"/>
+                <w:u w:val="none"/>
+              </w:rPr>
+              <w:t xml:space="preserve">Resources: </w:t>
+            </w:r>
+            <w:r>
+              <w:rPr>
+                <w:rFonts w:ascii="Arial" w:hAnsi="Arial" w:eastAsia="Arial" w:cs="Arial"/>
+                <w:b w:val="0"/>
+                <w:i w:val="0"/>
+                <w:sz w:val="24"/>
+                <w:u w:val="none"/>
+              </w:rPr>
+              <w:t>Pen, pencil, technology notebook, student's computer, email and password</w:t>
             </w:r>
           </w:p>
         </w:tc>
@@ -995,6 +2867,7 @@
           <w:sz w:val="24"/>
           <w:szCs w:val="24"/>
         </w:rPr>
+        <w:spacing w:line="360" w:lineRule="auto" w:before="0" w:after="0"/>
       </w:pPr>
     </w:p>
     <w:sectPr>
@@ -8306,19 +10179,6 @@
       <w:szCs w:val="30"/>
     </w:rPr>
   </w:style>
-  <w:style w:type="table" w:customStyle="1" w:styleId="a">
-    <w:basedOn w:val="TableNormal4"/>
-    <w:tblPr>
-      <w:tblStyleRowBandSize w:val="1"/>
-      <w:tblStyleColBandSize w:val="1"/>
-      <w:tblCellMar>
-        <w:top w:w="100" w:type="dxa"/>
-        <w:left w:w="100" w:type="dxa"/>
-        <w:bottom w:w="100" w:type="dxa"/>
-        <w:right w:w="100" w:type="dxa"/>
-      </w:tblCellMar>
-    </w:tblPr>
-  </w:style>
   <w:style w:type="paragraph" w:styleId="ListParagraph">
     <w:name w:val="List Paragraph"/>
     <w:basedOn w:val="Normal"/>
@@ -8656,238 +10516,6 @@
       <w:szCs w:val="24"/>
     </w:rPr>
   </w:style>
-  <w:style w:type="table" w:customStyle="1" w:styleId="a0">
-    <w:basedOn w:val="TableNormal4"/>
-    <w:pPr>
-      <w:spacing w:line="240" w:lineRule="auto"/>
-    </w:pPr>
-    <w:tblPr>
-      <w:tblStyleRowBandSize w:val="1"/>
-      <w:tblStyleColBandSize w:val="1"/>
-      <w:tblCellMar>
-        <w:left w:w="108" w:type="dxa"/>
-        <w:right w:w="108" w:type="dxa"/>
-      </w:tblCellMar>
-    </w:tblPr>
-  </w:style>
-  <w:style w:type="table" w:customStyle="1" w:styleId="a1">
-    <w:basedOn w:val="TableNormal4"/>
-    <w:pPr>
-      <w:spacing w:line="240" w:lineRule="auto"/>
-    </w:pPr>
-    <w:tblPr>
-      <w:tblStyleRowBandSize w:val="1"/>
-      <w:tblStyleColBandSize w:val="1"/>
-      <w:tblCellMar>
-        <w:left w:w="108" w:type="dxa"/>
-        <w:right w:w="108" w:type="dxa"/>
-      </w:tblCellMar>
-    </w:tblPr>
-  </w:style>
-  <w:style w:type="table" w:customStyle="1" w:styleId="a2">
-    <w:basedOn w:val="TableNormal4"/>
-    <w:pPr>
-      <w:spacing w:line="240" w:lineRule="auto"/>
-    </w:pPr>
-    <w:tblPr>
-      <w:tblStyleRowBandSize w:val="1"/>
-      <w:tblStyleColBandSize w:val="1"/>
-      <w:tblCellMar>
-        <w:left w:w="108" w:type="dxa"/>
-        <w:right w:w="108" w:type="dxa"/>
-      </w:tblCellMar>
-    </w:tblPr>
-  </w:style>
-  <w:style w:type="table" w:customStyle="1" w:styleId="a3">
-    <w:basedOn w:val="TableNormal4"/>
-    <w:pPr>
-      <w:spacing w:line="240" w:lineRule="auto"/>
-    </w:pPr>
-    <w:tblPr>
-      <w:tblStyleRowBandSize w:val="1"/>
-      <w:tblStyleColBandSize w:val="1"/>
-      <w:tblCellMar>
-        <w:left w:w="108" w:type="dxa"/>
-        <w:right w:w="108" w:type="dxa"/>
-      </w:tblCellMar>
-    </w:tblPr>
-  </w:style>
-  <w:style w:type="table" w:customStyle="1" w:styleId="a4">
-    <w:basedOn w:val="TableNormal4"/>
-    <w:pPr>
-      <w:spacing w:line="240" w:lineRule="auto"/>
-    </w:pPr>
-    <w:tblPr>
-      <w:tblStyleRowBandSize w:val="1"/>
-      <w:tblStyleColBandSize w:val="1"/>
-      <w:tblCellMar>
-        <w:left w:w="108" w:type="dxa"/>
-        <w:right w:w="108" w:type="dxa"/>
-      </w:tblCellMar>
-    </w:tblPr>
-  </w:style>
-  <w:style w:type="table" w:customStyle="1" w:styleId="a5">
-    <w:basedOn w:val="TableNormal4"/>
-    <w:pPr>
-      <w:spacing w:line="240" w:lineRule="auto"/>
-    </w:pPr>
-    <w:tblPr>
-      <w:tblStyleRowBandSize w:val="1"/>
-      <w:tblStyleColBandSize w:val="1"/>
-      <w:tblCellMar>
-        <w:left w:w="108" w:type="dxa"/>
-        <w:right w:w="108" w:type="dxa"/>
-      </w:tblCellMar>
-    </w:tblPr>
-  </w:style>
-  <w:style w:type="table" w:customStyle="1" w:styleId="a6">
-    <w:basedOn w:val="TableNormal4"/>
-    <w:pPr>
-      <w:spacing w:line="240" w:lineRule="auto"/>
-    </w:pPr>
-    <w:tblPr>
-      <w:tblStyleRowBandSize w:val="1"/>
-      <w:tblStyleColBandSize w:val="1"/>
-      <w:tblCellMar>
-        <w:left w:w="108" w:type="dxa"/>
-        <w:right w:w="108" w:type="dxa"/>
-      </w:tblCellMar>
-    </w:tblPr>
-  </w:style>
-  <w:style w:type="table" w:customStyle="1" w:styleId="a7">
-    <w:basedOn w:val="TableNormal4"/>
-    <w:pPr>
-      <w:spacing w:line="240" w:lineRule="auto"/>
-    </w:pPr>
-    <w:tblPr>
-      <w:tblStyleRowBandSize w:val="1"/>
-      <w:tblStyleColBandSize w:val="1"/>
-      <w:tblCellMar>
-        <w:left w:w="108" w:type="dxa"/>
-        <w:right w:w="108" w:type="dxa"/>
-      </w:tblCellMar>
-    </w:tblPr>
-  </w:style>
-  <w:style w:type="table" w:customStyle="1" w:styleId="a8">
-    <w:basedOn w:val="TableNormal4"/>
-    <w:pPr>
-      <w:spacing w:line="240" w:lineRule="auto"/>
-    </w:pPr>
-    <w:tblPr>
-      <w:tblStyleRowBandSize w:val="1"/>
-      <w:tblStyleColBandSize w:val="1"/>
-      <w:tblCellMar>
-        <w:left w:w="108" w:type="dxa"/>
-        <w:right w:w="108" w:type="dxa"/>
-      </w:tblCellMar>
-    </w:tblPr>
-  </w:style>
-  <w:style w:type="table" w:customStyle="1" w:styleId="a9">
-    <w:basedOn w:val="TableNormal4"/>
-    <w:pPr>
-      <w:spacing w:line="240" w:lineRule="auto"/>
-    </w:pPr>
-    <w:tblPr>
-      <w:tblStyleRowBandSize w:val="1"/>
-      <w:tblStyleColBandSize w:val="1"/>
-      <w:tblCellMar>
-        <w:left w:w="108" w:type="dxa"/>
-        <w:right w:w="108" w:type="dxa"/>
-      </w:tblCellMar>
-    </w:tblPr>
-  </w:style>
-  <w:style w:type="table" w:customStyle="1" w:styleId="aa">
-    <w:basedOn w:val="TableNormal4"/>
-    <w:pPr>
-      <w:spacing w:line="240" w:lineRule="auto"/>
-    </w:pPr>
-    <w:tblPr>
-      <w:tblStyleRowBandSize w:val="1"/>
-      <w:tblStyleColBandSize w:val="1"/>
-      <w:tblCellMar>
-        <w:left w:w="108" w:type="dxa"/>
-        <w:right w:w="108" w:type="dxa"/>
-      </w:tblCellMar>
-    </w:tblPr>
-  </w:style>
-  <w:style w:type="table" w:customStyle="1" w:styleId="ab">
-    <w:basedOn w:val="TableNormal4"/>
-    <w:pPr>
-      <w:spacing w:line="240" w:lineRule="auto"/>
-    </w:pPr>
-    <w:tblPr>
-      <w:tblStyleRowBandSize w:val="1"/>
-      <w:tblStyleColBandSize w:val="1"/>
-      <w:tblCellMar>
-        <w:left w:w="108" w:type="dxa"/>
-        <w:right w:w="108" w:type="dxa"/>
-      </w:tblCellMar>
-    </w:tblPr>
-  </w:style>
-  <w:style w:type="table" w:customStyle="1" w:styleId="ac">
-    <w:basedOn w:val="TableNormal1"/>
-    <w:pPr>
-      <w:spacing w:line="240" w:lineRule="auto"/>
-    </w:pPr>
-    <w:tblPr>
-      <w:tblStyleRowBandSize w:val="1"/>
-      <w:tblStyleColBandSize w:val="1"/>
-      <w:tblCellMar>
-        <w:top w:w="100" w:type="dxa"/>
-        <w:left w:w="108" w:type="dxa"/>
-        <w:bottom w:w="100" w:type="dxa"/>
-        <w:right w:w="108" w:type="dxa"/>
-      </w:tblCellMar>
-    </w:tblPr>
-  </w:style>
-  <w:style w:type="table" w:customStyle="1" w:styleId="ad">
-    <w:basedOn w:val="TableNormal1"/>
-    <w:pPr>
-      <w:spacing w:line="240" w:lineRule="auto"/>
-    </w:pPr>
-    <w:tblPr>
-      <w:tblStyleRowBandSize w:val="1"/>
-      <w:tblStyleColBandSize w:val="1"/>
-      <w:tblCellMar>
-        <w:top w:w="100" w:type="dxa"/>
-        <w:left w:w="108" w:type="dxa"/>
-        <w:bottom w:w="100" w:type="dxa"/>
-        <w:right w:w="108" w:type="dxa"/>
-      </w:tblCellMar>
-    </w:tblPr>
-  </w:style>
-  <w:style w:type="table" w:customStyle="1" w:styleId="ae">
-    <w:basedOn w:val="TableNormal1"/>
-    <w:pPr>
-      <w:spacing w:line="240" w:lineRule="auto"/>
-    </w:pPr>
-    <w:tblPr>
-      <w:tblStyleRowBandSize w:val="1"/>
-      <w:tblStyleColBandSize w:val="1"/>
-      <w:tblCellMar>
-        <w:top w:w="100" w:type="dxa"/>
-        <w:left w:w="108" w:type="dxa"/>
-        <w:bottom w:w="100" w:type="dxa"/>
-        <w:right w:w="108" w:type="dxa"/>
-      </w:tblCellMar>
-    </w:tblPr>
-  </w:style>
-  <w:style w:type="table" w:customStyle="1" w:styleId="af">
-    <w:basedOn w:val="TableNormal1"/>
-    <w:pPr>
-      <w:spacing w:line="240" w:lineRule="auto"/>
-    </w:pPr>
-    <w:tblPr>
-      <w:tblStyleRowBandSize w:val="1"/>
-      <w:tblStyleColBandSize w:val="1"/>
-      <w:tblCellMar>
-        <w:top w:w="100" w:type="dxa"/>
-        <w:left w:w="108" w:type="dxa"/>
-        <w:bottom w:w="100" w:type="dxa"/>
-        <w:right w:w="108" w:type="dxa"/>
-      </w:tblCellMar>
-    </w:tblPr>
-  </w:style>
   <w:style w:type="character" w:styleId="Strong">
     <w:name w:val="Strong"/>
     <w:basedOn w:val="DefaultParagraphFont"/>
@@ -8898,19 +10526,6 @@
       <w:b/>
       <w:bCs/>
     </w:rPr>
-  </w:style>
-  <w:style w:type="table" w:customStyle="1" w:styleId="af0">
-    <w:basedOn w:val="TableNormal"/>
-    <w:tblPr>
-      <w:tblStyleRowBandSize w:val="1"/>
-      <w:tblStyleColBandSize w:val="1"/>
-      <w:tblCellMar>
-        <w:top w:w="15" w:type="dxa"/>
-        <w:left w:w="15" w:type="dxa"/>
-        <w:bottom w:w="15" w:type="dxa"/>
-        <w:right w:w="15" w:type="dxa"/>
-      </w:tblCellMar>
-    </w:tblPr>
   </w:style>
   <w:style w:type="character" w:styleId="Hyperlink">
     <w:name w:val="Hyperlink"/>
